--- a/4to Año/AyOCII/TP2_RodriguezdelBustoSofia.docx
+++ b/4to Año/AyOCII/TP2_RodriguezdelBustoSofia.docx
@@ -159,39 +159,7 @@
         <w:t xml:space="preserve"> </w:t>
       </w:r>
       <w:r>
-        <w:t xml:space="preserve">bits, utilizando el formato </w:t>
-      </w:r>
-      <w:proofErr w:type="spellStart"/>
-      <w:r>
-        <w:t>little</w:t>
-      </w:r>
-      <w:proofErr w:type="spellEnd"/>
-      <w:r>
-        <w:t xml:space="preserve"> </w:t>
-      </w:r>
-      <w:proofErr w:type="spellStart"/>
-      <w:r>
-        <w:t>endian</w:t>
-      </w:r>
-      <w:proofErr w:type="spellEnd"/>
-      <w:r>
-        <w:t xml:space="preserve"> y luego el </w:t>
-      </w:r>
-      <w:proofErr w:type="spellStart"/>
-      <w:r>
-        <w:t>big</w:t>
-      </w:r>
-      <w:proofErr w:type="spellEnd"/>
-      <w:r>
-        <w:t xml:space="preserve"> </w:t>
-      </w:r>
-      <w:proofErr w:type="spellStart"/>
-      <w:r>
-        <w:t>endian</w:t>
-      </w:r>
-      <w:proofErr w:type="spellEnd"/>
-      <w:r>
-        <w:t>. Suponga que cada valor comienza en</w:t>
+        <w:t>bits, utilizando el formato little endian y luego el big endian. Suponga que cada valor comienza en</w:t>
       </w:r>
       <w:r>
         <w:rPr>
@@ -433,11 +401,9 @@
               <w:spacing w:before="217"/>
               <w:ind w:left="0" w:firstLine="0"/>
             </w:pPr>
-            <w:proofErr w:type="spellStart"/>
             <w:r>
               <w:t>Address</w:t>
             </w:r>
-            <w:proofErr w:type="spellEnd"/>
           </w:p>
         </w:tc>
         <w:tc>
@@ -561,13 +527,8 @@
               <w:ind w:left="0" w:firstLine="0"/>
             </w:pPr>
             <w:r>
-              <w:t xml:space="preserve">Big </w:t>
-            </w:r>
-            <w:proofErr w:type="spellStart"/>
-            <w:r>
-              <w:t>Endian</w:t>
-            </w:r>
-            <w:proofErr w:type="spellEnd"/>
+              <w:t>Big Endian</w:t>
+            </w:r>
           </w:p>
         </w:tc>
         <w:tc>
@@ -658,13 +619,8 @@
               <w:ind w:left="0" w:firstLine="0"/>
             </w:pPr>
             <w:r>
-              <w:t xml:space="preserve">Little </w:t>
-            </w:r>
-            <w:proofErr w:type="spellStart"/>
-            <w:r>
-              <w:t>Endian</w:t>
-            </w:r>
-            <w:proofErr w:type="spellEnd"/>
+              <w:t>Little Endian</w:t>
+            </w:r>
           </w:p>
         </w:tc>
         <w:tc>
@@ -806,11 +762,9 @@
               <w:spacing w:before="217"/>
               <w:ind w:left="0" w:firstLine="0"/>
             </w:pPr>
-            <w:proofErr w:type="spellStart"/>
             <w:r>
               <w:t>Address</w:t>
             </w:r>
-            <w:proofErr w:type="spellEnd"/>
           </w:p>
         </w:tc>
         <w:tc>
@@ -934,13 +888,8 @@
               <w:ind w:left="0" w:firstLine="0"/>
             </w:pPr>
             <w:r>
-              <w:t xml:space="preserve">Big </w:t>
-            </w:r>
-            <w:proofErr w:type="spellStart"/>
-            <w:r>
-              <w:t>Endian</w:t>
-            </w:r>
-            <w:proofErr w:type="spellEnd"/>
+              <w:t>Big Endian</w:t>
+            </w:r>
           </w:p>
         </w:tc>
         <w:tc>
@@ -1031,13 +980,8 @@
               <w:ind w:left="0" w:firstLine="0"/>
             </w:pPr>
             <w:r>
-              <w:t xml:space="preserve">Little </w:t>
-            </w:r>
-            <w:proofErr w:type="spellStart"/>
-            <w:r>
-              <w:t>Endian</w:t>
-            </w:r>
-            <w:proofErr w:type="spellEnd"/>
+              <w:t>Little Endian</w:t>
+            </w:r>
           </w:p>
         </w:tc>
         <w:tc>
@@ -1184,11 +1128,9 @@
               <w:spacing w:before="217"/>
               <w:ind w:left="0" w:firstLine="0"/>
             </w:pPr>
-            <w:proofErr w:type="spellStart"/>
             <w:r>
               <w:t>Address</w:t>
             </w:r>
-            <w:proofErr w:type="spellEnd"/>
           </w:p>
         </w:tc>
         <w:tc>
@@ -1312,13 +1254,8 @@
               <w:ind w:left="0" w:firstLine="0"/>
             </w:pPr>
             <w:r>
-              <w:t xml:space="preserve">Big </w:t>
-            </w:r>
-            <w:proofErr w:type="spellStart"/>
-            <w:r>
-              <w:t>Endian</w:t>
-            </w:r>
-            <w:proofErr w:type="spellEnd"/>
+              <w:t>Big Endian</w:t>
+            </w:r>
           </w:p>
         </w:tc>
         <w:tc>
@@ -1409,13 +1346,8 @@
               <w:ind w:left="0" w:firstLine="0"/>
             </w:pPr>
             <w:r>
-              <w:t xml:space="preserve">Little </w:t>
-            </w:r>
-            <w:proofErr w:type="spellStart"/>
-            <w:r>
-              <w:t>Endian</w:t>
-            </w:r>
-            <w:proofErr w:type="spellEnd"/>
+              <w:t>Little Endian</w:t>
+            </w:r>
           </w:p>
         </w:tc>
         <w:tc>
@@ -1644,15 +1576,7 @@
         <w:t xml:space="preserve"> </w:t>
       </w:r>
       <w:r>
-        <w:t xml:space="preserve">memoria. </w:t>
-      </w:r>
-      <w:proofErr w:type="gramStart"/>
-      <w:r>
-        <w:t>Si hay un valor entero (32bits) guardador en dirección x00F2A3DE, el valor es positivo o negativo?</w:t>
-      </w:r>
-      <w:proofErr w:type="gramEnd"/>
-      <w:r>
-        <w:t xml:space="preserve"> ¿Qué implica la pregunta previa?, explique su razonamiento.</w:t>
+        <w:t>memoria. Si hay un valor entero (32bits) guardador en dirección x00F2A3DE, el valor es positivo o negativo? ¿Qué implica la pregunta previa?, explique su razonamiento.</w:t>
       </w:r>
     </w:p>
     <w:p>
@@ -2128,63 +2052,61 @@
           <w:b w:val="0"/>
           <w:bCs w:val="0"/>
         </w:rPr>
-        <w:t xml:space="preserve">Big </w:t>
-      </w:r>
-      <w:proofErr w:type="spellStart"/>
+        <w:t>Big Endian</w:t>
+      </w:r>
+      <w:r>
+        <w:t xml:space="preserve"> el byte más significativo es </w:t>
+      </w:r>
+      <w:r>
+        <w:rPr>
+          <w:rStyle w:val="CdigoHTML"/>
+          <w:rFonts w:ascii="Arial MT" w:eastAsia="Arial MT" w:hAnsi="Arial MT"/>
+        </w:rPr>
+        <w:t>F2</w:t>
+      </w:r>
+      <w:r>
+        <w:t xml:space="preserve">, quedando la palabra </w:t>
+      </w:r>
+      <w:r>
+        <w:rPr>
+          <w:rStyle w:val="CdigoHTML"/>
+          <w:rFonts w:ascii="Arial MT" w:eastAsia="Arial MT" w:hAnsi="Arial MT"/>
+        </w:rPr>
+        <w:t>0xF234A70C</w:t>
+      </w:r>
+      <w:r>
+        <w:t xml:space="preserve">, que en binario es </w:t>
+      </w:r>
+      <w:r>
+        <w:rPr>
+          <w:rStyle w:val="CdigoHTML"/>
+          <w:rFonts w:ascii="Arial MT" w:eastAsia="Arial MT" w:hAnsi="Arial MT"/>
+        </w:rPr>
+        <w:t>11110010 00110100 10100111 00001100</w:t>
+      </w:r>
+      <w:r>
+        <w:t>. C</w:t>
+      </w:r>
+      <w:r>
+        <w:t xml:space="preserve">omo el bit más alto es </w:t>
+      </w:r>
+      <w:r>
+        <w:rPr>
+          <w:rStyle w:val="CdigoHTML"/>
+          <w:rFonts w:ascii="Arial MT" w:eastAsia="Arial MT" w:hAnsi="Arial MT"/>
+        </w:rPr>
+        <w:t>1</w:t>
+      </w:r>
+      <w:r>
+        <w:t xml:space="preserve">, el número es negativo y su valor decimal con signo es </w:t>
+      </w:r>
       <w:r>
         <w:rPr>
           <w:rStyle w:val="Textoennegrita"/>
           <w:b w:val="0"/>
           <w:bCs w:val="0"/>
         </w:rPr>
-        <w:t>Endian</w:t>
-      </w:r>
-      <w:proofErr w:type="spellEnd"/>
-      <w:r>
-        <w:t xml:space="preserve"> el byte más significativo es </w:t>
-      </w:r>
-      <w:r>
-        <w:rPr>
-          <w:rStyle w:val="CdigoHTML"/>
-          <w:rFonts w:ascii="Arial MT" w:eastAsia="Arial MT" w:hAnsi="Arial MT"/>
-        </w:rPr>
-        <w:t>F2</w:t>
-      </w:r>
-      <w:r>
-        <w:t xml:space="preserve">, quedando la palabra </w:t>
-      </w:r>
-      <w:r>
-        <w:rPr>
-          <w:rStyle w:val="CdigoHTML"/>
-          <w:rFonts w:ascii="Arial MT" w:eastAsia="Arial MT" w:hAnsi="Arial MT"/>
-        </w:rPr>
-        <w:t>0xF234A70C</w:t>
-      </w:r>
-      <w:r>
-        <w:t xml:space="preserve">, que en binario es </w:t>
-      </w:r>
-      <w:r>
-        <w:rPr>
-          <w:rStyle w:val="CdigoHTML"/>
-          <w:rFonts w:ascii="Arial MT" w:eastAsia="Arial MT" w:hAnsi="Arial MT"/>
-        </w:rPr>
-        <w:t>11110010 00110100 10100111 00001100</w:t>
-      </w:r>
-      <w:r>
-        <w:t>. C</w:t>
-      </w:r>
-      <w:r>
-        <w:t xml:space="preserve">omo el bit más alto es </w:t>
-      </w:r>
-      <w:r>
-        <w:rPr>
-          <w:rStyle w:val="CdigoHTML"/>
-          <w:rFonts w:ascii="Arial MT" w:eastAsia="Arial MT" w:hAnsi="Arial MT"/>
-        </w:rPr>
-        <w:t>1</w:t>
-      </w:r>
-      <w:r>
-        <w:t xml:space="preserve">, el número es negativo y su valor decimal con signo es </w:t>
+        <w:t>-</w:t>
       </w:r>
       <w:r>
         <w:rPr>
@@ -2192,7 +2114,17 @@
           <w:b w:val="0"/>
           <w:bCs w:val="0"/>
         </w:rPr>
-        <w:t>-</w:t>
+        <w:t>227.610.868</w:t>
+      </w:r>
+      <w:r>
+        <w:rPr>
+          <w:b/>
+          <w:bCs/>
+        </w:rPr>
+        <w:t>.</w:t>
+      </w:r>
+      <w:r>
+        <w:t xml:space="preserve"> En cambio, en </w:t>
       </w:r>
       <w:r>
         <w:rPr>
@@ -2200,36 +2132,8 @@
           <w:b w:val="0"/>
           <w:bCs w:val="0"/>
         </w:rPr>
-        <w:t>227.610.868</w:t>
-      </w:r>
-      <w:r>
-        <w:rPr>
-          <w:b/>
-          <w:bCs/>
-        </w:rPr>
-        <w:t>.</w:t>
-      </w:r>
-      <w:r>
-        <w:t xml:space="preserve"> En cambio, en </w:t>
-      </w:r>
-      <w:r>
-        <w:rPr>
-          <w:rStyle w:val="Textoennegrita"/>
-          <w:b w:val="0"/>
-          <w:bCs w:val="0"/>
-        </w:rPr>
-        <w:t xml:space="preserve">Little </w:t>
-      </w:r>
-      <w:proofErr w:type="spellStart"/>
-      <w:r>
-        <w:rPr>
-          <w:rStyle w:val="Textoennegrita"/>
-          <w:b w:val="0"/>
-          <w:bCs w:val="0"/>
-        </w:rPr>
-        <w:t>Endian</w:t>
-      </w:r>
-      <w:proofErr w:type="spellEnd"/>
+        <w:t>Little Endian</w:t>
+      </w:r>
       <w:r>
         <w:t xml:space="preserve"> el byte más significativo es </w:t>
       </w:r>
@@ -4867,10 +4771,7 @@
               <w:ind w:left="0" w:firstLine="0"/>
             </w:pPr>
             <w:r>
-              <w:t>( * (</w:t>
-            </w:r>
-            <w:r>
-              <w:t xml:space="preserve"> +</w:t>
+              <w:t>( * ( +</w:t>
             </w:r>
           </w:p>
         </w:tc>
@@ -4908,10 +4809,7 @@
               <w:ind w:left="0" w:firstLine="0"/>
             </w:pPr>
             <w:r>
-              <w:t xml:space="preserve">W X </w:t>
-            </w:r>
-            <w:r>
-              <w:t>Y</w:t>
+              <w:t>W X Y</w:t>
             </w:r>
           </w:p>
         </w:tc>
@@ -4967,10 +4865,7 @@
               <w:ind w:left="0" w:firstLine="0"/>
             </w:pPr>
             <w:r>
-              <w:t xml:space="preserve">W X </w:t>
-            </w:r>
-            <w:r>
-              <w:t>Y</w:t>
+              <w:t>W X Y</w:t>
             </w:r>
           </w:p>
         </w:tc>
@@ -4988,10 +4883,7 @@
               <w:ind w:left="0" w:firstLine="0"/>
             </w:pPr>
             <w:r>
-              <w:t>( * ( +</w:t>
-            </w:r>
-            <w:r>
-              <w:t xml:space="preserve"> *</w:t>
+              <w:t>( * ( + *</w:t>
             </w:r>
           </w:p>
         </w:tc>
@@ -5029,10 +4921,7 @@
               <w:ind w:left="0" w:firstLine="0"/>
             </w:pPr>
             <w:r>
-              <w:t xml:space="preserve">W X </w:t>
-            </w:r>
-            <w:r>
-              <w:t>Y</w:t>
+              <w:t>W X Y</w:t>
             </w:r>
           </w:p>
         </w:tc>
@@ -5050,10 +4939,7 @@
               <w:ind w:left="0" w:firstLine="0"/>
             </w:pPr>
             <w:r>
-              <w:t>( * ( + *</w:t>
-            </w:r>
-            <w:r>
-              <w:t xml:space="preserve"> (</w:t>
+              <w:t>( * ( + * (</w:t>
             </w:r>
           </w:p>
         </w:tc>
@@ -5091,10 +4977,7 @@
               <w:ind w:left="0" w:firstLine="0"/>
             </w:pPr>
             <w:r>
-              <w:t xml:space="preserve">W X </w:t>
-            </w:r>
-            <w:r>
-              <w:t>Y U</w:t>
+              <w:t>W X Y U</w:t>
             </w:r>
           </w:p>
         </w:tc>
@@ -5112,10 +4995,7 @@
               <w:ind w:left="0" w:firstLine="0"/>
             </w:pPr>
             <w:r>
-              <w:t>( * ( + *</w:t>
-            </w:r>
-            <w:r>
-              <w:t xml:space="preserve"> (</w:t>
+              <w:t>( * ( + * (</w:t>
             </w:r>
           </w:p>
         </w:tc>
@@ -5168,10 +5048,7 @@
             </w:pPr>
             <w:r>
               <w:lastRenderedPageBreak/>
-              <w:t xml:space="preserve">W X </w:t>
-            </w:r>
-            <w:r>
-              <w:t>Y U</w:t>
+              <w:t>W X Y U</w:t>
             </w:r>
           </w:p>
           <w:p>
@@ -5185,10 +5062,7 @@
             </w:pPr>
             <w:r>
               <w:lastRenderedPageBreak/>
-              <w:t>W X Y U</w:t>
-            </w:r>
-            <w:r>
-              <w:t xml:space="preserve"> V</w:t>
+              <w:t>W X Y U V</w:t>
             </w:r>
           </w:p>
         </w:tc>
@@ -5196,23 +5070,6 @@
           <w:tcPr>
             <w:tcW w:w="2790" w:type="dxa"/>
           </w:tcPr>
-          <w:p>
-            <w:pPr>
-              <w:pStyle w:val="Prrafodelista"/>
-              <w:tabs>
-                <w:tab w:val="left" w:pos="741"/>
-              </w:tabs>
-              <w:spacing w:before="159"/>
-              <w:ind w:left="0" w:firstLine="0"/>
-            </w:pPr>
-            <w:r>
-              <w:lastRenderedPageBreak/>
-              <w:t>( * ( + *</w:t>
-            </w:r>
-            <w:r>
-              <w:t xml:space="preserve"> ( *</w:t>
-            </w:r>
-          </w:p>
           <w:p>
             <w:pPr>
               <w:pStyle w:val="Prrafodelista"/>
@@ -5227,6 +5084,20 @@
               <w:t>( * ( + * ( *</w:t>
             </w:r>
           </w:p>
+          <w:p>
+            <w:pPr>
+              <w:pStyle w:val="Prrafodelista"/>
+              <w:tabs>
+                <w:tab w:val="left" w:pos="741"/>
+              </w:tabs>
+              <w:spacing w:before="159"/>
+              <w:ind w:left="0" w:firstLine="0"/>
+            </w:pPr>
+            <w:r>
+              <w:lastRenderedPageBreak/>
+              <w:t>( * ( + * ( *</w:t>
+            </w:r>
+          </w:p>
         </w:tc>
       </w:tr>
       <w:tr>
@@ -5263,10 +5134,7 @@
               <w:ind w:left="0" w:firstLine="0"/>
             </w:pPr>
             <w:r>
-              <w:t xml:space="preserve">W X </w:t>
-            </w:r>
-            <w:r>
-              <w:t>Y U V *</w:t>
+              <w:t>W X Y U V *</w:t>
             </w:r>
           </w:p>
         </w:tc>
@@ -5322,10 +5190,7 @@
               <w:ind w:left="0" w:firstLine="0"/>
             </w:pPr>
             <w:r>
-              <w:t>W X Y U V *</w:t>
-            </w:r>
-            <w:r>
-              <w:t xml:space="preserve"> * +</w:t>
+              <w:t>W X Y U V * * +</w:t>
             </w:r>
           </w:p>
         </w:tc>
@@ -5381,10 +5246,7 @@
               <w:ind w:left="0" w:firstLine="0"/>
             </w:pPr>
             <w:r>
-              <w:t>W X Y U V * * +</w:t>
-            </w:r>
-            <w:r>
-              <w:t xml:space="preserve"> *</w:t>
+              <w:t>W X Y U V * * + *</w:t>
             </w:r>
           </w:p>
         </w:tc>
@@ -5549,10 +5411,7 @@
               <w:ind w:left="0" w:firstLine="0"/>
             </w:pPr>
             <w:r>
-              <w:t>W X Y U V * * + *</w:t>
-            </w:r>
-            <w:r>
-              <w:t xml:space="preserve"> U</w:t>
+              <w:t>W X Y U V * * + * U</w:t>
             </w:r>
           </w:p>
         </w:tc>
@@ -5720,10 +5579,7 @@
               <w:ind w:left="0" w:firstLine="0"/>
             </w:pPr>
             <w:r>
-              <w:t>W X Y U V * * + * U</w:t>
-            </w:r>
-            <w:r>
-              <w:t xml:space="preserve"> X</w:t>
+              <w:t>W X Y U V * * + * U X</w:t>
             </w:r>
           </w:p>
         </w:tc>
@@ -5835,10 +5691,7 @@
               <w:ind w:left="0" w:firstLine="0"/>
             </w:pPr>
             <w:r>
-              <w:t>W X Y U V * * + * U X</w:t>
-            </w:r>
-            <w:r>
-              <w:t xml:space="preserve"> Y</w:t>
+              <w:t>W X Y U V * * + * U X Y</w:t>
             </w:r>
           </w:p>
         </w:tc>
@@ -5894,10 +5747,7 @@
               <w:ind w:left="0" w:firstLine="0"/>
             </w:pPr>
             <w:r>
-              <w:t>W X Y U V * * + * U X Y</w:t>
-            </w:r>
-            <w:r>
-              <w:t xml:space="preserve"> + </w:t>
+              <w:t xml:space="preserve">W X Y U V * * + * U X Y + </w:t>
             </w:r>
           </w:p>
         </w:tc>
@@ -5953,10 +5803,7 @@
               <w:ind w:left="0" w:firstLine="0"/>
             </w:pPr>
             <w:r>
-              <w:t xml:space="preserve">W X Y U V * * + * U X Y + </w:t>
-            </w:r>
-            <w:r>
-              <w:t>*</w:t>
+              <w:t>W X Y U V * * + * U X Y + *</w:t>
             </w:r>
           </w:p>
         </w:tc>
@@ -6012,10 +5859,7 @@
               <w:ind w:left="0" w:firstLine="0"/>
             </w:pPr>
             <w:r>
-              <w:t xml:space="preserve">W X Y U V * * + * U X Y + </w:t>
-            </w:r>
-            <w:r>
-              <w:t>* /</w:t>
+              <w:t>W X Y U V * * + * U X Y + * /</w:t>
             </w:r>
           </w:p>
         </w:tc>
@@ -6305,10 +6149,7 @@
               <w:ind w:left="0" w:firstLine="0"/>
             </w:pPr>
             <w:r>
-              <w:t>=</w:t>
-            </w:r>
-            <w:r>
-              <w:t xml:space="preserve"> </w:t>
+              <w:t xml:space="preserve">= </w:t>
             </w:r>
           </w:p>
         </w:tc>
@@ -6346,16 +6187,11 @@
               <w:ind w:left="0" w:firstLine="0"/>
             </w:pPr>
             <w:r>
+              <w:t xml:space="preserve">X </w:t>
+            </w:r>
+            <w:r>
               <w:t>X</w:t>
             </w:r>
-            <w:r>
-              <w:t xml:space="preserve"> </w:t>
-            </w:r>
-            <w:proofErr w:type="spellStart"/>
-            <w:r>
-              <w:t>X</w:t>
-            </w:r>
-            <w:proofErr w:type="spellEnd"/>
           </w:p>
         </w:tc>
         <w:tc>
@@ -6412,11 +6248,9 @@
             <w:r>
               <w:t xml:space="preserve">X </w:t>
             </w:r>
-            <w:proofErr w:type="spellStart"/>
             <w:r>
               <w:t>X</w:t>
             </w:r>
-            <w:proofErr w:type="spellEnd"/>
           </w:p>
         </w:tc>
         <w:tc>
@@ -6471,11 +6305,9 @@
             <w:r>
               <w:t xml:space="preserve">X </w:t>
             </w:r>
-            <w:proofErr w:type="spellStart"/>
             <w:r>
               <w:t>X</w:t>
             </w:r>
-            <w:proofErr w:type="spellEnd"/>
           </w:p>
         </w:tc>
         <w:tc>
@@ -6532,13 +6364,8 @@
             <w:r>
               <w:t xml:space="preserve">X </w:t>
             </w:r>
-            <w:proofErr w:type="spellStart"/>
-            <w:r>
-              <w:t>X</w:t>
-            </w:r>
-            <w:proofErr w:type="spellEnd"/>
-            <w:r>
-              <w:t xml:space="preserve"> </w:t>
+            <w:r>
+              <w:t xml:space="preserve">X </w:t>
             </w:r>
             <w:r>
               <w:t>Y</w:t>
@@ -6599,21 +6426,11 @@
             <w:r>
               <w:t xml:space="preserve">X </w:t>
             </w:r>
-            <w:proofErr w:type="spellStart"/>
-            <w:r>
-              <w:t>X</w:t>
-            </w:r>
-            <w:proofErr w:type="spellEnd"/>
-            <w:r>
-              <w:t xml:space="preserve"> </w:t>
-            </w:r>
-            <w:proofErr w:type="spellStart"/>
-            <w:r>
-              <w:t>X</w:t>
-            </w:r>
-            <w:proofErr w:type="spellEnd"/>
-            <w:r>
-              <w:t xml:space="preserve"> </w:t>
+            <w:r>
+              <w:t xml:space="preserve">X </w:t>
+            </w:r>
+            <w:r>
+              <w:t xml:space="preserve">X </w:t>
             </w:r>
             <w:r>
               <w:t>Y</w:t>
@@ -6674,16 +6491,8 @@
             <w:r>
               <w:t xml:space="preserve">X </w:t>
             </w:r>
-            <w:proofErr w:type="spellStart"/>
-            <w:r>
-              <w:t>X</w:t>
-            </w:r>
-            <w:proofErr w:type="spellEnd"/>
-            <w:r>
-              <w:t xml:space="preserve"> Y</w:t>
-            </w:r>
-            <w:r>
-              <w:t xml:space="preserve"> 3</w:t>
+            <w:r>
+              <w:t>X Y 3</w:t>
             </w:r>
           </w:p>
         </w:tc>
@@ -6741,13 +6550,8 @@
             <w:r>
               <w:t xml:space="preserve">X </w:t>
             </w:r>
-            <w:proofErr w:type="spellStart"/>
-            <w:r>
-              <w:t>X</w:t>
-            </w:r>
-            <w:proofErr w:type="spellEnd"/>
-            <w:r>
-              <w:t xml:space="preserve"> Y 3 +</w:t>
+            <w:r>
+              <w:t>X Y 3 +</w:t>
             </w:r>
           </w:p>
         </w:tc>
@@ -6805,13 +6609,8 @@
             <w:r>
               <w:t xml:space="preserve">X </w:t>
             </w:r>
-            <w:proofErr w:type="spellStart"/>
-            <w:r>
-              <w:t>X</w:t>
-            </w:r>
-            <w:proofErr w:type="spellEnd"/>
-            <w:r>
-              <w:t xml:space="preserve"> Y 3 +</w:t>
+            <w:r>
+              <w:t>X Y 3 +</w:t>
             </w:r>
             <w:r>
               <w:t xml:space="preserve"> -</w:t>
@@ -6872,13 +6671,8 @@
             <w:r>
               <w:t xml:space="preserve">X </w:t>
             </w:r>
-            <w:proofErr w:type="spellStart"/>
-            <w:r>
-              <w:t>X</w:t>
-            </w:r>
-            <w:proofErr w:type="spellEnd"/>
-            <w:r>
-              <w:t xml:space="preserve"> Y 3 + </w:t>
+            <w:r>
+              <w:t xml:space="preserve">X Y 3 + </w:t>
             </w:r>
             <w:r>
               <w:t xml:space="preserve">- </w:t>
@@ -6942,13 +6736,8 @@
             <w:r>
               <w:t xml:space="preserve">X </w:t>
             </w:r>
-            <w:proofErr w:type="spellStart"/>
-            <w:r>
-              <w:t>X</w:t>
-            </w:r>
-            <w:proofErr w:type="spellEnd"/>
-            <w:r>
-              <w:t xml:space="preserve"> Y 3 +</w:t>
+            <w:r>
+              <w:t>X Y 3 +</w:t>
             </w:r>
             <w:r>
               <w:t xml:space="preserve"> -</w:t>
@@ -7015,13 +6804,8 @@
             <w:r>
               <w:t xml:space="preserve">X </w:t>
             </w:r>
-            <w:proofErr w:type="spellStart"/>
-            <w:r>
-              <w:t>X</w:t>
-            </w:r>
-            <w:proofErr w:type="spellEnd"/>
-            <w:r>
-              <w:t xml:space="preserve"> Y 3 + </w:t>
+            <w:r>
+              <w:t xml:space="preserve">X Y 3 + </w:t>
             </w:r>
             <w:r>
               <w:t xml:space="preserve">- </w:t>
@@ -7088,22 +6872,14 @@
             <w:r>
               <w:t xml:space="preserve">X </w:t>
             </w:r>
-            <w:proofErr w:type="spellStart"/>
-            <w:r>
-              <w:t>X</w:t>
-            </w:r>
-            <w:proofErr w:type="spellEnd"/>
-            <w:r>
-              <w:t xml:space="preserve"> Y 3 + </w:t>
+            <w:r>
+              <w:t xml:space="preserve">X Y 3 + </w:t>
             </w:r>
             <w:r>
               <w:t xml:space="preserve">- </w:t>
             </w:r>
             <w:r>
-              <w:t>Z</w:t>
-            </w:r>
-            <w:r>
-              <w:t xml:space="preserve"> </w:t>
+              <w:t xml:space="preserve">Z </w:t>
             </w:r>
             <w:r>
               <w:t xml:space="preserve">+ </w:t>
@@ -7165,13 +6941,8 @@
             <w:r>
               <w:t xml:space="preserve">X </w:t>
             </w:r>
-            <w:proofErr w:type="spellStart"/>
-            <w:r>
-              <w:t>X</w:t>
-            </w:r>
-            <w:proofErr w:type="spellEnd"/>
-            <w:r>
-              <w:t xml:space="preserve"> Y 3 + </w:t>
+            <w:r>
+              <w:t xml:space="preserve">X Y 3 + </w:t>
             </w:r>
             <w:r>
               <w:t xml:space="preserve">- </w:t>
@@ -7201,10 +6972,7 @@
               <w:ind w:left="0" w:firstLine="0"/>
             </w:pPr>
             <w:r>
-              <w:t>= + (</w:t>
-            </w:r>
-            <w:r>
-              <w:t xml:space="preserve"> -</w:t>
+              <w:t>= + ( -</w:t>
             </w:r>
           </w:p>
         </w:tc>
@@ -7242,13 +7010,8 @@
             <w:r>
               <w:t xml:space="preserve">X </w:t>
             </w:r>
-            <w:proofErr w:type="spellStart"/>
-            <w:r>
-              <w:t>X</w:t>
-            </w:r>
-            <w:proofErr w:type="spellEnd"/>
-            <w:r>
-              <w:t xml:space="preserve"> Y 3 + </w:t>
+            <w:r>
+              <w:t xml:space="preserve">X Y 3 + </w:t>
             </w:r>
             <w:r>
               <w:t xml:space="preserve">- </w:t>
@@ -7260,10 +7023,7 @@
               <w:t xml:space="preserve">+ </w:t>
             </w:r>
             <w:r>
-              <w:t>W</w:t>
-            </w:r>
-            <w:r>
-              <w:t xml:space="preserve"> 2</w:t>
+              <w:t>W 2</w:t>
             </w:r>
           </w:p>
         </w:tc>
@@ -7317,30 +7077,7 @@
               <w:ind w:left="0" w:firstLine="0"/>
             </w:pPr>
             <w:r>
-              <w:t xml:space="preserve">X </w:t>
-            </w:r>
-            <w:proofErr w:type="spellStart"/>
-            <w:r>
-              <w:t>X</w:t>
-            </w:r>
-            <w:proofErr w:type="spellEnd"/>
-            <w:r>
-              <w:t xml:space="preserve"> Y 3 + </w:t>
-            </w:r>
-            <w:r>
-              <w:t xml:space="preserve">- </w:t>
-            </w:r>
-            <w:r>
-              <w:t xml:space="preserve">Z </w:t>
-            </w:r>
-            <w:r>
-              <w:t xml:space="preserve">+ </w:t>
-            </w:r>
-            <w:r>
-              <w:t>W 2</w:t>
-            </w:r>
-            <w:r>
-              <w:t xml:space="preserve"> -</w:t>
+              <w:t>X X Y 3 + - Z + W 2 -</w:t>
             </w:r>
           </w:p>
         </w:tc>
@@ -7394,15 +7131,7 @@
               <w:ind w:left="0" w:firstLine="0"/>
             </w:pPr>
             <w:r>
-              <w:t xml:space="preserve">X </w:t>
-            </w:r>
-            <w:proofErr w:type="spellStart"/>
-            <w:r>
-              <w:t>X</w:t>
-            </w:r>
-            <w:proofErr w:type="spellEnd"/>
-            <w:r>
-              <w:t xml:space="preserve"> Y 3 + - Z + W 2 - + =</w:t>
+              <w:t>X X Y 3 + - Z + W 2 - + =</w:t>
             </w:r>
           </w:p>
         </w:tc>
@@ -7809,14 +7538,9 @@
           <w:spacing w:val="-2"/>
         </w:rPr>
       </w:pPr>
-      <w:proofErr w:type="spellStart"/>
       <w:r>
         <w:lastRenderedPageBreak/>
-        <w:t>Hint</w:t>
-      </w:r>
-      <w:proofErr w:type="spellEnd"/>
-      <w:r>
-        <w:t>:</w:t>
+        <w:t>Hint:</w:t>
       </w:r>
       <w:r>
         <w:rPr>
@@ -7926,10 +7650,10 @@
         <w:pStyle w:val="Textoindependiente"/>
         <w:spacing w:before="180"/>
         <w:ind w:left="23"/>
-        <w:rPr>
-          <w:spacing w:val="-2"/>
-        </w:rPr>
-      </w:pPr>
+      </w:pPr>
+      <w:r>
+        <w:t>ILOAD 1 // carga X en la pila</w:t>
+      </w:r>
     </w:p>
     <w:p>
       <w:pPr>
@@ -7957,15 +7681,7 @@
         <w:ind w:left="23"/>
       </w:pPr>
       <w:r>
-        <w:t xml:space="preserve">IADD // suma Y </w:t>
-      </w:r>
-      <w:proofErr w:type="spellStart"/>
-      <w:r>
-        <w:t>y</w:t>
-      </w:r>
-      <w:proofErr w:type="spellEnd"/>
-      <w:r>
-        <w:t xml:space="preserve"> 3</w:t>
+        <w:t>IADD // suma Y y 3</w:t>
       </w:r>
     </w:p>
     <w:p>
@@ -7975,7 +7691,7 @@
         <w:ind w:left="23"/>
       </w:pPr>
       <w:r>
-        <w:t>ILOAD 1 // carga X en la pila</w:t>
+        <w:t>ISUB // resta (Y+3) de X</w:t>
       </w:r>
     </w:p>
     <w:p>
@@ -7985,7 +7701,23 @@
         <w:ind w:left="23"/>
       </w:pPr>
       <w:r>
-        <w:t>ISUB // resta (Y+3) de X</w:t>
+        <w:t>ILOAD 3 // carga Z en la pila</w:t>
+      </w:r>
+    </w:p>
+    <w:p>
+      <w:pPr>
+        <w:pStyle w:val="Textoindependiente"/>
+        <w:tabs>
+          <w:tab w:val="left" w:pos="2532"/>
+        </w:tabs>
+        <w:spacing w:before="180"/>
+        <w:ind w:left="23"/>
+      </w:pPr>
+      <w:r>
+        <w:t xml:space="preserve">IADD // suma </w:t>
+      </w:r>
+      <w:r>
+        <w:t>X - (Y + 3) + Z</w:t>
       </w:r>
     </w:p>
     <w:p>
@@ -7995,15 +7727,7 @@
         <w:ind w:left="23"/>
       </w:pPr>
       <w:r>
-        <w:t xml:space="preserve">ISTORE 1 // </w:t>
-      </w:r>
-      <w:proofErr w:type="gramStart"/>
-      <w:r>
-        <w:t>almacena resultado temporal</w:t>
-      </w:r>
-      <w:proofErr w:type="gramEnd"/>
-      <w:r>
-        <w:t xml:space="preserve"> en X</w:t>
+        <w:t>ILOAD 4 // carga W en la pila</w:t>
       </w:r>
     </w:p>
     <w:p>
@@ -8013,7 +7737,7 @@
         <w:ind w:left="23"/>
       </w:pPr>
       <w:r>
-        <w:t>ILOAD 1 // carga X en la pila</w:t>
+        <w:t>BIPUSH 2 // carga 2 en la pila</w:t>
       </w:r>
     </w:p>
     <w:p>
@@ -8023,7 +7747,29 @@
         <w:ind w:left="23"/>
       </w:pPr>
       <w:r>
-        <w:t>ILOAD 3 // carga Z en la pila</w:t>
+        <w:t>ISUB // resta 2 de W</w:t>
+      </w:r>
+    </w:p>
+    <w:p>
+      <w:pPr>
+        <w:pStyle w:val="Textoindependiente"/>
+        <w:tabs>
+          <w:tab w:val="left" w:pos="2532"/>
+        </w:tabs>
+        <w:spacing w:before="180"/>
+        <w:ind w:left="23"/>
+      </w:pPr>
+      <w:r>
+        <w:t xml:space="preserve">IADD // suma </w:t>
+      </w:r>
+      <w:r>
+        <w:t>[</w:t>
+      </w:r>
+      <w:r>
+        <w:t>X - (Y + 3) + Z</w:t>
+      </w:r>
+      <w:r>
+        <w:t>]</w:t>
       </w:r>
     </w:p>
     <w:p>
@@ -8033,7 +7779,7 @@
         <w:ind w:left="23"/>
       </w:pPr>
       <w:r>
-        <w:t>IADD // suma X y Z</w:t>
+        <w:t xml:space="preserve"> y (W-2)</w:t>
       </w:r>
     </w:p>
     <w:p>
@@ -8043,55 +7789,7 @@
         <w:ind w:left="23"/>
       </w:pPr>
       <w:r>
-        <w:t>ILOAD 4 // carga W en la pila</w:t>
-      </w:r>
-    </w:p>
-    <w:p>
-      <w:pPr>
-        <w:pStyle w:val="Textoindependiente"/>
-        <w:spacing w:before="180"/>
-        <w:ind w:left="23"/>
-      </w:pPr>
-      <w:r>
-        <w:t>BIPUSH 2 // carga 2 en la pila</w:t>
-      </w:r>
-    </w:p>
-    <w:p>
-      <w:pPr>
-        <w:pStyle w:val="Textoindependiente"/>
-        <w:spacing w:before="180"/>
-        <w:ind w:left="23"/>
-      </w:pPr>
-      <w:r>
-        <w:t>ISUB // resta 2 de W</w:t>
-      </w:r>
-    </w:p>
-    <w:p>
-      <w:pPr>
-        <w:pStyle w:val="Textoindependiente"/>
-        <w:spacing w:before="180"/>
-        <w:ind w:left="23"/>
-      </w:pPr>
-      <w:r>
-        <w:t>IADD // suma (X+Z) y (W-2)</w:t>
-      </w:r>
-    </w:p>
-    <w:p>
-      <w:pPr>
-        <w:pStyle w:val="Textoindependiente"/>
-        <w:spacing w:before="180"/>
-        <w:ind w:left="23"/>
-      </w:pPr>
-      <w:r>
-        <w:t xml:space="preserve">ISTORE 1 // </w:t>
-      </w:r>
-      <w:proofErr w:type="gramStart"/>
-      <w:r>
-        <w:t>almacena resultado final</w:t>
-      </w:r>
-      <w:proofErr w:type="gramEnd"/>
-      <w:r>
-        <w:t xml:space="preserve"> en X</w:t>
+        <w:t>ISTORE 1 // almacena resultado final en X</w:t>
       </w:r>
     </w:p>
     <w:p>
@@ -8291,23 +7989,11 @@
         <w:jc w:val="both"/>
       </w:pPr>
       <w:r>
-        <w:t xml:space="preserve">En el direccionamiento indirecto, en lugar de contener la dirección del operando, la instrucción señala un registro que guarda un puntero hacia la dirección efectiva en memoria. Esto lo hace muy flexible, ya que modificando el valor del registro se puede cambiar fácilmente la ubicación a la que se accede, lo que lo vuelve ideal para trabajar con arreglos o estructuras dinámicas. La gran ventaja es esta capacidad de recorrer o modificar referencias sin tener que cambiar </w:t>
+        <w:t xml:space="preserve">En el direccionamiento indirecto, en lugar de contener la dirección del operando, la instrucción señala un registro que guarda un puntero hacia la dirección efectiva en memoria. Esto lo hace muy flexible, ya que modificando el valor del registro se puede cambiar fácilmente la ubicación a la que se accede, lo que lo vuelve ideal para trabajar con arreglos o estructuras dinámicas. La gran ventaja es esta capacidad de recorrer o modificar referencias sin tener que cambiar la instrucción, aunque a costa de más accesos a memoria ya que primero se debe leer la dirección desde el registro y luego acceder al dato. Un ejemplo es cuando declaramos un puntero o un arreglo: el registro almacena la dirección base y, al incrementar el puntero, </w:t>
       </w:r>
       <w:r>
         <w:lastRenderedPageBreak/>
-        <w:t xml:space="preserve">la instrucción, aunque a costa de más accesos a memoria </w:t>
-      </w:r>
-      <w:r>
-        <w:t xml:space="preserve">ya que </w:t>
-      </w:r>
-      <w:r>
-        <w:t>primero</w:t>
-      </w:r>
-      <w:r>
-        <w:t xml:space="preserve"> se debe</w:t>
-      </w:r>
-      <w:r>
-        <w:t xml:space="preserve"> leer la dirección desde el registro y luego acceder al dato. Un ejemplo es cuando declaramos un puntero o un arreglo: el registro almacena la dirección base y, al incrementar el puntero, podemos movernos por diferentes posiciones de memoria.</w:t>
+        <w:t>podemos movernos por diferentes posiciones de memoria.</w:t>
       </w:r>
     </w:p>
     <w:p>
@@ -8512,15 +8198,13 @@
         <w:jc w:val="both"/>
       </w:pPr>
       <w:r>
-        <w:t xml:space="preserve">Para instrucciones de dos direcciones, sabiendo que el tamaño de un operando es de 12 bits, necesitamos 24 bits para los operandos. Luego, como la instrucción tiene una longitud de 32 bits, nos quedan 31 – 24 = 8 bits para representar los </w:t>
-      </w:r>
-      <w:proofErr w:type="spellStart"/>
-      <w:r>
-        <w:t>opcodes</w:t>
-      </w:r>
-      <w:proofErr w:type="spellEnd"/>
-      <w:r>
-        <w:t>. Por lo tanto, la cantidad de instrucciones de 2 direcciones que podemos representar es 2</w:t>
+        <w:t>Para instrucciones de dos direcciones, sabiendo que el tamaño de un operando es de 12 bits, necesitamos 24 bits para los operandos. Luego, como la instrucción tiene una longitud de 32 bits, nos quedan 3</w:t>
+      </w:r>
+      <w:r>
+        <w:t>2</w:t>
+      </w:r>
+      <w:r>
+        <w:t xml:space="preserve"> – 24 = 8 bits para representar los opcodes. Por lo tanto, la cantidad de instrucciones de 2 direcciones que podemos representar es 2</w:t>
       </w:r>
       <w:r>
         <w:rPr>
@@ -8542,15 +8226,7 @@
         <w:t xml:space="preserve">Como existen 250 instrucciones de dos direcciones entonces tenemos 256 – 250 = 6 códigos de 8 bits que podemos utilizar para la expansión de operando para representar instrucciones de una dirección. Como ahora solo se necesita representar una dirección de 12 bits, tenemos 12 bits extras para </w:t>
       </w:r>
       <w:r>
-        <w:t xml:space="preserve">realizar la expansión. Por lo tanto, por cada </w:t>
-      </w:r>
-      <w:proofErr w:type="spellStart"/>
-      <w:r>
-        <w:t>opcode</w:t>
-      </w:r>
-      <w:proofErr w:type="spellEnd"/>
-      <w:r>
-        <w:t xml:space="preserve"> no utilizado en las instrucciones de dos direcciones vamos a poder direccionar 2</w:t>
+        <w:t>realizar la expansión. Por lo tanto, por cada opcode no utilizado en las instrucciones de dos direcciones vamos a poder direccionar 2</w:t>
       </w:r>
       <w:r>
         <w:rPr>
@@ -8591,13 +8267,8 @@
         <w:spacing w:before="106"/>
         <w:jc w:val="both"/>
       </w:pPr>
-      <w:proofErr w:type="spellStart"/>
-      <w:r>
-        <w:t>Opcode</w:t>
-      </w:r>
-      <w:proofErr w:type="spellEnd"/>
-      <w:r>
-        <w:t xml:space="preserve">       Dirección 1</w:t>
+      <w:r>
+        <w:t>Opcode       Dirección 1</w:t>
       </w:r>
       <w:r>
         <w:tab/>
@@ -8662,19 +8333,7 @@
         <w:rPr>
           <w:highlight w:val="green"/>
         </w:rPr>
-        <w:t>0</w:t>
-      </w:r>
-      <w:r>
-        <w:rPr>
-          <w:highlight w:val="green"/>
-        </w:rPr>
-        <w:t>1111001</w:t>
-      </w:r>
-      <w:r>
-        <w:rPr>
-          <w:highlight w:val="green"/>
-        </w:rPr>
-        <w:t xml:space="preserve">       ….</w:t>
+        <w:t>01111001       ….</w:t>
       </w:r>
       <w:r>
         <w:rPr>
@@ -8768,21 +8427,7 @@
                               <w:rPr>
                                 <w:lang w:val="es-AR"/>
                               </w:rPr>
-                              <w:t xml:space="preserve">Por cada </w:t>
-                            </w:r>
-                            <w:proofErr w:type="spellStart"/>
-                            <w:r>
-                              <w:rPr>
-                                <w:lang w:val="es-AR"/>
-                              </w:rPr>
-                              <w:t>opcode</w:t>
-                            </w:r>
-                            <w:proofErr w:type="spellEnd"/>
-                            <w:r>
-                              <w:rPr>
-                                <w:lang w:val="es-AR"/>
-                              </w:rPr>
-                              <w:t xml:space="preserve"> sobrante se generan 2</w:t>
+                              <w:t>Por cada opcode sobrante se generan 2</w:t>
                             </w:r>
                             <w:r>
                               <w:rPr>
@@ -8834,21 +8479,7 @@
                         <w:rPr>
                           <w:lang w:val="es-AR"/>
                         </w:rPr>
-                        <w:t xml:space="preserve">Por cada </w:t>
-                      </w:r>
-                      <w:proofErr w:type="spellStart"/>
-                      <w:r>
-                        <w:rPr>
-                          <w:lang w:val="es-AR"/>
-                        </w:rPr>
-                        <w:t>opcode</w:t>
-                      </w:r>
-                      <w:proofErr w:type="spellEnd"/>
-                      <w:r>
-                        <w:rPr>
-                          <w:lang w:val="es-AR"/>
-                        </w:rPr>
-                        <w:t xml:space="preserve"> sobrante se generan 2</w:t>
+                        <w:t>Por cada opcode sobrante se generan 2</w:t>
                       </w:r>
                       <w:r>
                         <w:rPr>
@@ -8970,11 +8601,6 @@
           <w:highlight w:val="cyan"/>
         </w:rPr>
         <w:tab/>
-      </w:r>
-      <w:r>
-        <w:rPr>
-          <w:highlight w:val="cyan"/>
-        </w:rPr>
         <w:t>000000000000</w:t>
       </w:r>
     </w:p>
@@ -9043,13 +8669,7 @@
         <w:rPr>
           <w:highlight w:val="cyan"/>
         </w:rPr>
-        <w:t>01111011</w:t>
-      </w:r>
-      <w:r>
-        <w:rPr>
-          <w:highlight w:val="cyan"/>
-        </w:rPr>
-        <w:t xml:space="preserve">   </w:t>
+        <w:t xml:space="preserve">01111011   </w:t>
       </w:r>
       <w:r>
         <w:rPr>
@@ -9227,13 +8847,7 @@
         <w:rPr>
           <w:highlight w:val="cyan"/>
         </w:rPr>
-        <w:t xml:space="preserve">11111111    </w:t>
-      </w:r>
-      <w:r>
-        <w:rPr>
-          <w:highlight w:val="cyan"/>
-        </w:rPr>
-        <w:t>000000000000</w:t>
+        <w:t>11111111    000000000000</w:t>
       </w:r>
       <w:r>
         <w:rPr>
@@ -9334,7 +8948,6 @@
       <w:bookmarkStart w:id="7" w:name="Problema_7_"/>
       <w:bookmarkEnd w:id="7"/>
       <w:r>
-        <w:lastRenderedPageBreak/>
         <w:t>Problema</w:t>
       </w:r>
       <w:r>
@@ -9357,6 +8970,7 @@
         <w:ind w:left="23"/>
       </w:pPr>
       <w:r>
+        <w:lastRenderedPageBreak/>
         <w:t>En</w:t>
       </w:r>
       <w:r>
@@ -9675,21 +9289,7 @@
         <w:rPr>
           <w:spacing w:val="-2"/>
         </w:rPr>
-        <w:t xml:space="preserve">Como cada dirección se representa con 4 bits, hay 11 bits – 2*4 bits = 3 bits disponibles para los </w:t>
-      </w:r>
-      <w:proofErr w:type="spellStart"/>
-      <w:r>
-        <w:rPr>
-          <w:spacing w:val="-2"/>
-        </w:rPr>
-        <w:t>opcodes</w:t>
-      </w:r>
-      <w:proofErr w:type="spellEnd"/>
-      <w:r>
-        <w:rPr>
-          <w:spacing w:val="-2"/>
-        </w:rPr>
-        <w:t>.</w:t>
+        <w:t>Como cada dirección se representa con 4 bits, hay 11 bits – 2*4 bits = 3 bits disponibles para los opcodes.</w:t>
       </w:r>
     </w:p>
     <w:p>
@@ -9747,21 +9347,7 @@
         <w:rPr>
           <w:spacing w:val="-2"/>
         </w:rPr>
-        <w:t>Se necesitan 5 instrucciones por lo que nos queda 3 cadenas (</w:t>
-      </w:r>
-      <w:proofErr w:type="spellStart"/>
-      <w:r>
-        <w:rPr>
-          <w:spacing w:val="-2"/>
-        </w:rPr>
-        <w:t>opcodes</w:t>
-      </w:r>
-      <w:proofErr w:type="spellEnd"/>
-      <w:r>
-        <w:rPr>
-          <w:spacing w:val="-2"/>
-        </w:rPr>
-        <w:t xml:space="preserve"> no necesitados) de 3 bits para la expansión de operando. </w:t>
+        <w:t xml:space="preserve">Se necesitan 5 instrucciones por lo que nos queda 3 cadenas (opcodes no necesitados) de 3 bits para la expansión de operando. </w:t>
       </w:r>
     </w:p>
     <w:p>
@@ -9834,21 +9420,7 @@
         <w:rPr>
           <w:spacing w:val="-2"/>
         </w:rPr>
-        <w:t xml:space="preserve">Como ahora solo se busca representar 1 dirección, hay 4 bits disponibles para realizar la expansión. Por cada uno de los </w:t>
-      </w:r>
-      <w:proofErr w:type="spellStart"/>
-      <w:r>
-        <w:rPr>
-          <w:spacing w:val="-2"/>
-        </w:rPr>
-        <w:t>opcodes</w:t>
-      </w:r>
-      <w:proofErr w:type="spellEnd"/>
-      <w:r>
-        <w:rPr>
-          <w:spacing w:val="-2"/>
-        </w:rPr>
-        <w:t xml:space="preserve"> no utilizados anteriormente, se utilizarán los 4 bits extras para formular nuevas instrucciones. Por lo tanto, la cantidad de instrucciones de una dirección que se pueden formular son 3*2</w:t>
+        <w:t>Como ahora solo se busca representar 1 dirección, hay 4 bits disponibles para realizar la expansión. Por cada uno de los opcodes no utilizados anteriormente, se utilizarán los 4 bits extras para formular nuevas instrucciones. Por lo tanto, la cantidad de instrucciones de una dirección que se pueden formular son 3*2</w:t>
       </w:r>
       <w:r>
         <w:rPr>
@@ -9949,49 +9521,7 @@
         <w:rPr>
           <w:spacing w:val="-2"/>
         </w:rPr>
-        <w:t xml:space="preserve">Ahora se necesitarán 0 direcciones por lo que se suman </w:t>
-      </w:r>
-      <w:r>
-        <w:rPr>
-          <w:spacing w:val="-2"/>
-        </w:rPr>
-        <w:t>4 bits</w:t>
-      </w:r>
-      <w:r>
-        <w:rPr>
-          <w:spacing w:val="-2"/>
-        </w:rPr>
-        <w:t xml:space="preserve"> </w:t>
-      </w:r>
-      <w:r>
-        <w:rPr>
-          <w:spacing w:val="-2"/>
-        </w:rPr>
-        <w:t>para realizar la expansión. Por cada un</w:t>
-      </w:r>
-      <w:r>
-        <w:rPr>
-          <w:spacing w:val="-2"/>
-        </w:rPr>
-        <w:t>a de las instrucciones de una dirección</w:t>
-      </w:r>
-      <w:r>
-        <w:rPr>
-          <w:spacing w:val="-2"/>
-        </w:rPr>
-        <w:t xml:space="preserve"> no utilizad</w:t>
-      </w:r>
-      <w:r>
-        <w:rPr>
-          <w:spacing w:val="-2"/>
-        </w:rPr>
-        <w:t>a</w:t>
-      </w:r>
-      <w:r>
-        <w:rPr>
-          <w:spacing w:val="-2"/>
-        </w:rPr>
-        <w:t>s anteriormente, se utilizarán los 4 bits extras para formular nuevas instrucciones. Por lo tanto, la cantidad de instrucciones de una dirección que se pueden formular son 3*2</w:t>
+        <w:t>Ahora se necesitarán 0 direcciones por lo que se suman 4 bits para realizar la expansión. Por cada una de las instrucciones de una dirección no utilizadas anteriormente, se utilizarán los 4 bits extras para formular nuevas instrucciones. Por lo tanto, la cantidad de instrucciones de una dirección que se pueden formular son 3*2</w:t>
       </w:r>
       <w:r>
         <w:rPr>
@@ -10019,13 +9549,7 @@
         <w:rPr>
           <w:spacing w:val="-2"/>
         </w:rPr>
-        <w:t xml:space="preserve">Como se necesitan </w:t>
-      </w:r>
-      <w:r>
-        <w:rPr>
-          <w:spacing w:val="-2"/>
-        </w:rPr>
-        <w:t>32 instrucciones podemos afirmar que se puede implementar lo mencionado en este esquema.</w:t>
+        <w:t>Como se necesitan 32 instrucciones podemos afirmar que se puede implementar lo mencionado en este esquema.</w:t>
       </w:r>
     </w:p>
     <w:p>
@@ -10297,15 +9821,7 @@
       </w:pPr>
       <w:r>
         <w:tab/>
-        <w:t xml:space="preserve">Sabemos que la cantidad máxima de instrucciones de dos direcciones que se pueden generar son 8. Como se diseñaron 6 instrucciones, hay dos </w:t>
-      </w:r>
-      <w:proofErr w:type="gramStart"/>
-      <w:r>
-        <w:t>de  ellas</w:t>
-      </w:r>
-      <w:proofErr w:type="gramEnd"/>
-      <w:r>
-        <w:t xml:space="preserve"> que se pueden utilizar en la expansión de operando. </w:t>
+        <w:t xml:space="preserve">Sabemos que la cantidad máxima de instrucciones de dos direcciones que se pueden generar son 8. Como se diseñaron 6 instrucciones, hay dos de  ellas que se pueden utilizar en la expansión de operando. </w:t>
       </w:r>
       <w:r>
         <w:rPr>
@@ -10423,15 +9939,7 @@
         <w:t xml:space="preserve"> direcciones de 0 direcciones, la </w:t>
       </w:r>
       <w:r>
-        <w:t xml:space="preserve">cantidad de </w:t>
-      </w:r>
-      <w:proofErr w:type="gramStart"/>
-      <w:r>
-        <w:t>instrucciones  de</w:t>
-      </w:r>
-      <w:proofErr w:type="gramEnd"/>
-      <w:r>
-        <w:t xml:space="preserve"> cero direcciones </w:t>
+        <w:t xml:space="preserve">cantidad de instrucciones  de cero direcciones </w:t>
       </w:r>
       <w:r>
         <w:t xml:space="preserve">= </w:t>
@@ -10461,28 +9969,16 @@
         <w:t>4</w:t>
       </w:r>
       <w:r>
-        <w:t xml:space="preserve">, </w:t>
-      </w:r>
-      <w:proofErr w:type="gramStart"/>
-      <w:r>
-        <w:t xml:space="preserve">x </w:t>
-      </w:r>
-      <w:r>
-        <w:t xml:space="preserve"> 24</w:t>
-      </w:r>
-      <w:proofErr w:type="gramEnd"/>
-      <w:r>
-        <w:t xml:space="preserve">/16 =  1.5. </w:t>
+        <w:t xml:space="preserve">, x </w:t>
+      </w:r>
+      <w:r>
+        <w:t xml:space="preserve"> 24/16 =  1.5. </w:t>
       </w:r>
       <w:r>
         <w:t>Redondeando obtenemos que</w:t>
       </w:r>
       <w:r>
-        <w:t xml:space="preserve"> se necesitan que dos de l total de instrucciones de una dirección queden </w:t>
-      </w:r>
-      <w:r>
-        <w:lastRenderedPageBreak/>
-        <w:t>libres. Podemos concluir que la cantidad máxima de instrucciones de 1 dirección que se pueden definir es igual a 32 – 2 = 30 instrucciones.</w:t>
+        <w:t xml:space="preserve"> se necesitan que dos de l total de instrucciones de una dirección queden libres. Podemos concluir que la cantidad máxima de instrucciones de 1 dirección que se pueden definir es igual a 32 – 2 = 30 instrucciones.</w:t>
       </w:r>
     </w:p>
     <w:p>
@@ -11472,15 +10968,7 @@
         <w:t xml:space="preserve"> </w:t>
       </w:r>
       <w:r>
-        <w:t>una parte de código de operación (</w:t>
-      </w:r>
-      <w:proofErr w:type="spellStart"/>
-      <w:r>
-        <w:t>opcode</w:t>
-      </w:r>
-      <w:proofErr w:type="spellEnd"/>
-      <w:r>
-        <w:t>) y una parte de dirección (que permite una sola dirección). Cada instrucción se almacena en una palabra de memoria.</w:t>
+        <w:t>una parte de código de operación (opcode) y una parte de dirección (que permite una sola dirección). Cada instrucción se almacena en una palabra de memoria.</w:t>
       </w:r>
     </w:p>
     <w:p>
@@ -11568,19 +11056,11 @@
         </w:rPr>
         <w:t xml:space="preserve"> </w:t>
       </w:r>
-      <w:proofErr w:type="spellStart"/>
       <w:r>
         <w:rPr>
           <w:spacing w:val="-2"/>
         </w:rPr>
-        <w:t>opcode</w:t>
-      </w:r>
-      <w:proofErr w:type="spellEnd"/>
-      <w:r>
-        <w:rPr>
-          <w:spacing w:val="-2"/>
-        </w:rPr>
-        <w:t>?</w:t>
+        <w:t>opcode?</w:t>
       </w:r>
     </w:p>
     <w:p>
@@ -11609,117 +11089,9 @@
           <w:spacing w:val="-2"/>
           <w:sz w:val="22"/>
           <w:szCs w:val="22"/>
-        </w:rPr>
-        <w:t xml:space="preserve">Dada una cantidad de bits n para representar el </w:t>
-      </w:r>
-      <w:proofErr w:type="spellStart"/>
-      <w:r>
-        <w:rPr>
-          <w:spacing w:val="-2"/>
-          <w:sz w:val="22"/>
-          <w:szCs w:val="22"/>
-        </w:rPr>
-        <w:t>opcode</w:t>
-      </w:r>
-      <w:proofErr w:type="spellEnd"/>
-      <w:r>
-        <w:rPr>
-          <w:spacing w:val="-2"/>
-          <w:sz w:val="22"/>
-          <w:szCs w:val="22"/>
-        </w:rPr>
-        <w:t>, podemos representar 2</w:t>
-      </w:r>
-      <w:r>
-        <w:rPr>
-          <w:spacing w:val="-2"/>
-          <w:sz w:val="22"/>
-          <w:szCs w:val="22"/>
-          <w:vertAlign w:val="superscript"/>
-        </w:rPr>
-        <w:t>n</w:t>
-      </w:r>
-      <w:r>
-        <w:rPr>
-          <w:spacing w:val="-2"/>
-          <w:sz w:val="22"/>
-          <w:szCs w:val="22"/>
-        </w:rPr>
-        <w:t xml:space="preserve"> </w:t>
-      </w:r>
-      <w:proofErr w:type="spellStart"/>
-      <w:r>
-        <w:rPr>
-          <w:spacing w:val="-2"/>
-          <w:sz w:val="22"/>
-          <w:szCs w:val="22"/>
-        </w:rPr>
-        <w:t>opcodes</w:t>
-      </w:r>
-      <w:proofErr w:type="spellEnd"/>
-      <w:r>
-        <w:rPr>
-          <w:spacing w:val="-2"/>
-          <w:sz w:val="22"/>
-          <w:szCs w:val="22"/>
-        </w:rPr>
-        <w:t xml:space="preserve"> diferentes. </w:t>
-      </w:r>
-      <w:r>
-        <w:rPr>
-          <w:spacing w:val="-2"/>
-          <w:sz w:val="22"/>
-          <w:szCs w:val="22"/>
           <w:lang w:val="es-AR"/>
         </w:rPr>
-        <w:t xml:space="preserve">Como necesitamos 150 </w:t>
-      </w:r>
-      <w:proofErr w:type="spellStart"/>
-      <w:r>
-        <w:rPr>
-          <w:spacing w:val="-2"/>
-          <w:sz w:val="22"/>
-          <w:szCs w:val="22"/>
-          <w:lang w:val="es-AR"/>
-        </w:rPr>
-        <w:t>opcodes</w:t>
-      </w:r>
-      <w:proofErr w:type="spellEnd"/>
-      <w:r>
-        <w:rPr>
-          <w:spacing w:val="-2"/>
-          <w:sz w:val="22"/>
-          <w:szCs w:val="22"/>
-          <w:lang w:val="es-AR"/>
-        </w:rPr>
-        <w:t xml:space="preserve"> diferentes</w:t>
-      </w:r>
-      <w:r>
-        <w:rPr>
-          <w:spacing w:val="-2"/>
-          <w:sz w:val="22"/>
-          <w:szCs w:val="22"/>
-          <w:lang w:val="es-AR"/>
-        </w:rPr>
-        <w:t xml:space="preserve">, 150 </w:t>
-      </w:r>
-      <w:r>
-        <w:rPr>
-          <w:spacing w:val="-2"/>
-          <w:sz w:val="22"/>
-          <w:szCs w:val="22"/>
-          <w:lang w:val="es-AR"/>
-        </w:rPr>
-        <w:t>&gt;=</w:t>
-      </w:r>
-      <w:r>
-        <w:rPr>
-          <w:spacing w:val="-2"/>
-          <w:sz w:val="22"/>
-          <w:szCs w:val="22"/>
-          <w:lang w:val="es-AR"/>
-        </w:rPr>
-        <w:t xml:space="preserve"> 2</w:t>
+        <w:t>Dada una cantidad de bits n para representar el opcode, podemos representar 2</w:t>
       </w:r>
       <w:r>
         <w:rPr>
@@ -11738,6 +11110,61 @@
           <w:szCs w:val="22"/>
           <w:lang w:val="es-AR"/>
         </w:rPr>
+        <w:t xml:space="preserve"> opcodes diferentes. </w:t>
+      </w:r>
+      <w:r>
+        <w:rPr>
+          <w:spacing w:val="-2"/>
+          <w:sz w:val="22"/>
+          <w:szCs w:val="22"/>
+          <w:lang w:val="es-AR"/>
+        </w:rPr>
+        <w:t>Como necesitamos 150 opcodes diferentes</w:t>
+      </w:r>
+      <w:r>
+        <w:rPr>
+          <w:spacing w:val="-2"/>
+          <w:sz w:val="22"/>
+          <w:szCs w:val="22"/>
+          <w:lang w:val="es-AR"/>
+        </w:rPr>
+        <w:t xml:space="preserve">, 150 </w:t>
+      </w:r>
+      <w:r>
+        <w:rPr>
+          <w:spacing w:val="-2"/>
+          <w:sz w:val="22"/>
+          <w:szCs w:val="22"/>
+          <w:lang w:val="es-AR"/>
+        </w:rPr>
+        <w:t>&gt;=</w:t>
+      </w:r>
+      <w:r>
+        <w:rPr>
+          <w:spacing w:val="-2"/>
+          <w:sz w:val="22"/>
+          <w:szCs w:val="22"/>
+          <w:lang w:val="es-AR"/>
+        </w:rPr>
+        <w:t xml:space="preserve"> 2</w:t>
+      </w:r>
+      <w:r>
+        <w:rPr>
+          <w:spacing w:val="-2"/>
+          <w:sz w:val="22"/>
+          <w:szCs w:val="22"/>
+          <w:vertAlign w:val="superscript"/>
+          <w:lang w:val="es-AR"/>
+        </w:rPr>
+        <w:t>n</w:t>
+      </w:r>
+      <w:r>
+        <w:rPr>
+          <w:spacing w:val="-2"/>
+          <w:sz w:val="22"/>
+          <w:szCs w:val="22"/>
+          <w:lang w:val="es-AR"/>
+        </w:rPr>
         <w:t xml:space="preserve">. Luego, n = </w:t>
       </w:r>
       <w:r>
@@ -11766,27 +11193,7 @@
           <w:szCs w:val="22"/>
           <w:lang w:val="es-AR"/>
         </w:rPr>
-        <w:t xml:space="preserve"> 150 = 7,22 bits. Redondeando, necesitamos 8 bits para representar el </w:t>
-      </w:r>
-      <w:proofErr w:type="spellStart"/>
-      <w:r>
-        <w:rPr>
-          <w:rFonts w:eastAsia="CambriaMath"/>
-          <w:sz w:val="22"/>
-          <w:szCs w:val="22"/>
-          <w:lang w:val="es-AR"/>
-        </w:rPr>
-        <w:t>opcode</w:t>
-      </w:r>
-      <w:proofErr w:type="spellEnd"/>
-      <w:r>
-        <w:rPr>
-          <w:rFonts w:eastAsia="CambriaMath"/>
-          <w:sz w:val="22"/>
-          <w:szCs w:val="22"/>
-          <w:lang w:val="es-AR"/>
-        </w:rPr>
-        <w:t>.</w:t>
+        <w:t xml:space="preserve"> 150 = 7,22 bits. Redondeando, necesitamos 8 bits para representar el opcode.</w:t>
       </w:r>
     </w:p>
     <w:p>
@@ -11982,22 +11389,13 @@
         <w:t xml:space="preserve"> – 1 =</w:t>
       </w:r>
       <w:r>
-        <w:rPr>
-          <w:rStyle w:val="TableNormal"/>
-        </w:rPr>
         <w:t xml:space="preserve"> </w:t>
       </w:r>
       <w:r>
         <w:rPr>
           <w:rStyle w:val="mord"/>
         </w:rPr>
-        <w:t>65535</w:t>
-      </w:r>
-      <w:r>
-        <w:rPr>
-          <w:rStyle w:val="mord"/>
-        </w:rPr>
-        <w:t>.</w:t>
+        <w:t>65535.</w:t>
       </w:r>
       <w:bookmarkStart w:id="10" w:name="Problema_10_"/>
       <w:bookmarkEnd w:id="10"/>
@@ -12094,11 +11492,9 @@
         </w:rPr>
         <w:t xml:space="preserve"> </w:t>
       </w:r>
-      <w:proofErr w:type="spellStart"/>
       <w:r>
         <w:t>Release</w:t>
       </w:r>
-      <w:proofErr w:type="spellEnd"/>
       <w:r>
         <w:rPr>
           <w:spacing w:val="-6"/>
@@ -12553,7 +11949,6 @@
           <w:lang w:val="es-AR"/>
         </w:rPr>
       </w:pPr>
-      <w:proofErr w:type="spellStart"/>
       <w:r>
         <w:rPr>
           <w:rFonts w:ascii="Arial" w:hAnsi="Arial" w:cs="Arial"/>
@@ -12563,19 +11958,7 @@
           <w:szCs w:val="22"/>
           <w:lang w:val="es-AR"/>
         </w:rPr>
-        <w:t>Endianness</w:t>
-      </w:r>
-      <w:proofErr w:type="spellEnd"/>
-      <w:r>
-        <w:rPr>
-          <w:rFonts w:ascii="Arial" w:hAnsi="Arial" w:cs="Arial"/>
-          <w:b/>
-          <w:bCs/>
-          <w:sz w:val="22"/>
-          <w:szCs w:val="22"/>
-          <w:lang w:val="es-AR"/>
-        </w:rPr>
-        <w:t xml:space="preserve"> (Orden de Bytes)</w:t>
+        <w:t>Endianness (Orden de Bytes)</w:t>
       </w:r>
       <w:r>
         <w:rPr>
@@ -12584,47 +11967,7 @@
           <w:szCs w:val="22"/>
           <w:lang w:val="es-AR"/>
         </w:rPr>
-        <w:t>: MIPS puede implementarse como Big-</w:t>
-      </w:r>
-      <w:proofErr w:type="spellStart"/>
-      <w:r>
-        <w:rPr>
-          <w:rFonts w:ascii="Arial" w:hAnsi="Arial" w:cs="Arial"/>
-          <w:sz w:val="22"/>
-          <w:szCs w:val="22"/>
-          <w:lang w:val="es-AR"/>
-        </w:rPr>
-        <w:t>Endian</w:t>
-      </w:r>
-      <w:proofErr w:type="spellEnd"/>
-      <w:r>
-        <w:rPr>
-          <w:rFonts w:ascii="Arial" w:hAnsi="Arial" w:cs="Arial"/>
-          <w:sz w:val="22"/>
-          <w:szCs w:val="22"/>
-          <w:lang w:val="es-AR"/>
-        </w:rPr>
-        <w:t xml:space="preserve"> (el byte más significativo se almacena en la dirección más baja) o Little-</w:t>
-      </w:r>
-      <w:proofErr w:type="spellStart"/>
-      <w:r>
-        <w:rPr>
-          <w:rFonts w:ascii="Arial" w:hAnsi="Arial" w:cs="Arial"/>
-          <w:sz w:val="22"/>
-          <w:szCs w:val="22"/>
-          <w:lang w:val="es-AR"/>
-        </w:rPr>
-        <w:t>Endian</w:t>
-      </w:r>
-      <w:proofErr w:type="spellEnd"/>
-      <w:r>
-        <w:rPr>
-          <w:rFonts w:ascii="Arial" w:hAnsi="Arial" w:cs="Arial"/>
-          <w:sz w:val="22"/>
-          <w:szCs w:val="22"/>
-          <w:lang w:val="es-AR"/>
-        </w:rPr>
-        <w:t xml:space="preserve"> (el byte menos significativo se almacena en la dirección más baja), siendo la elección una característica de la implementación.</w:t>
+        <w:t>: MIPS puede implementarse como Big-Endian (el byte más significativo se almacena en la dirección más baja) o Little-Endian (el byte menos significativo se almacena en la dirección más baja), siendo la elección una característica de la implementación.</w:t>
       </w:r>
     </w:p>
     <w:p>
@@ -12737,7 +12080,6 @@
           <w:szCs w:val="22"/>
         </w:rPr>
       </w:pPr>
-      <w:proofErr w:type="spellStart"/>
       <w:r>
         <w:rPr>
           <w:rFonts w:ascii="Arial" w:hAnsi="Arial" w:cs="Arial"/>
@@ -12746,18 +12088,7 @@
           <w:sz w:val="22"/>
           <w:szCs w:val="22"/>
         </w:rPr>
-        <w:t>Enteros</w:t>
-      </w:r>
-      <w:proofErr w:type="spellEnd"/>
-      <w:r>
-        <w:rPr>
-          <w:rFonts w:ascii="Arial" w:hAnsi="Arial" w:cs="Arial"/>
-          <w:b/>
-          <w:bCs/>
-          <w:sz w:val="22"/>
-          <w:szCs w:val="22"/>
-        </w:rPr>
-        <w:t>:</w:t>
+        <w:t>Enteros:</w:t>
       </w:r>
     </w:p>
     <w:p>
@@ -12805,27 +12136,7 @@
           <w:szCs w:val="22"/>
           <w:lang w:val="es-AR"/>
         </w:rPr>
-        <w:t>Media Palabra (</w:t>
-      </w:r>
-      <w:proofErr w:type="spellStart"/>
-      <w:r>
-        <w:rPr>
-          <w:rFonts w:ascii="Arial" w:hAnsi="Arial" w:cs="Arial"/>
-          <w:sz w:val="22"/>
-          <w:szCs w:val="22"/>
-          <w:lang w:val="es-AR"/>
-        </w:rPr>
-        <w:t>Halfword</w:t>
-      </w:r>
-      <w:proofErr w:type="spellEnd"/>
-      <w:r>
-        <w:rPr>
-          <w:rFonts w:ascii="Arial" w:hAnsi="Arial" w:cs="Arial"/>
-          <w:sz w:val="22"/>
-          <w:szCs w:val="22"/>
-          <w:lang w:val="es-AR"/>
-        </w:rPr>
-        <w:t>, 16 bits): Enteros cortos.</w:t>
+        <w:t>Media Palabra (Halfword, 16 bits): Enteros cortos.</w:t>
       </w:r>
     </w:p>
     <w:p>
@@ -12908,27 +12219,7 @@
           <w:szCs w:val="22"/>
           <w:lang w:val="es-AR"/>
         </w:rPr>
-        <w:t>Precisión Simple (Single-</w:t>
-      </w:r>
-      <w:proofErr w:type="spellStart"/>
-      <w:r>
-        <w:rPr>
-          <w:rFonts w:ascii="Arial" w:hAnsi="Arial" w:cs="Arial"/>
-          <w:sz w:val="22"/>
-          <w:szCs w:val="22"/>
-          <w:lang w:val="es-AR"/>
-        </w:rPr>
-        <w:t>Precision</w:t>
-      </w:r>
-      <w:proofErr w:type="spellEnd"/>
-      <w:r>
-        <w:rPr>
-          <w:rFonts w:ascii="Arial" w:hAnsi="Arial" w:cs="Arial"/>
-          <w:sz w:val="22"/>
-          <w:szCs w:val="22"/>
-          <w:lang w:val="es-AR"/>
-        </w:rPr>
-        <w:t>, 32 bits): Estándar IEEE 754.</w:t>
+        <w:t>Precisión Simple (Single-Precision, 32 bits): Estándar IEEE 754.</w:t>
       </w:r>
     </w:p>
     <w:p>
@@ -12952,27 +12243,7 @@
           <w:szCs w:val="22"/>
           <w:lang w:val="es-AR"/>
         </w:rPr>
-        <w:t>Precisión Doble (</w:t>
-      </w:r>
-      <w:proofErr w:type="spellStart"/>
-      <w:r>
-        <w:rPr>
-          <w:rFonts w:ascii="Arial" w:hAnsi="Arial" w:cs="Arial"/>
-          <w:sz w:val="22"/>
-          <w:szCs w:val="22"/>
-          <w:lang w:val="es-AR"/>
-        </w:rPr>
-        <w:t>Double-Precision</w:t>
-      </w:r>
-      <w:proofErr w:type="spellEnd"/>
-      <w:r>
-        <w:rPr>
-          <w:rFonts w:ascii="Arial" w:hAnsi="Arial" w:cs="Arial"/>
-          <w:sz w:val="22"/>
-          <w:szCs w:val="22"/>
-          <w:lang w:val="es-AR"/>
-        </w:rPr>
-        <w:t>, 64 bits): Estándar IEEE 754 (utiliza un par de registros de punto flotante).</w:t>
+        <w:t>Precisión Doble (Double-Precision, 64 bits): Estándar IEEE 754 (utiliza un par de registros de punto flotante).</w:t>
       </w:r>
     </w:p>
     <w:p>
@@ -13091,23 +12362,7 @@
           <w:rFonts w:ascii="Arial" w:eastAsia="Times New Roman" w:hAnsi="Arial" w:cs="Arial"/>
           <w:lang w:val="es-AR"/>
         </w:rPr>
-        <w:t>La arquitectura MIPS se caracteriza por su reducido y simplificado conjunto de modos de direccionamiento para facilitar la segmentación (</w:t>
-      </w:r>
-      <w:proofErr w:type="spellStart"/>
-      <w:r>
-        <w:rPr>
-          <w:rFonts w:ascii="Arial" w:eastAsia="Times New Roman" w:hAnsi="Arial" w:cs="Arial"/>
-          <w:lang w:val="es-AR"/>
-        </w:rPr>
-        <w:t>pipelining</w:t>
-      </w:r>
-      <w:proofErr w:type="spellEnd"/>
-      <w:r>
-        <w:rPr>
-          <w:rFonts w:ascii="Arial" w:eastAsia="Times New Roman" w:hAnsi="Arial" w:cs="Arial"/>
-          <w:lang w:val="es-AR"/>
-        </w:rPr>
-        <w:t>).</w:t>
+        <w:t>La arquitectura MIPS se caracteriza por su reducido y simplificado conjunto de modos de direccionamiento para facilitar la segmentación (pipelining).</w:t>
       </w:r>
     </w:p>
     <w:p>
@@ -13132,38 +12387,7 @@
           <w:bCs/>
           <w:lang w:val="es-AR"/>
         </w:rPr>
-        <w:t xml:space="preserve">Direccionamiento por Registro </w:t>
-      </w:r>
-      <w:proofErr w:type="gramStart"/>
-      <w:r>
-        <w:rPr>
-          <w:rFonts w:ascii="Arial" w:eastAsia="Times New Roman" w:hAnsi="Arial" w:cs="Arial"/>
-          <w:b/>
-          <w:bCs/>
-          <w:lang w:val="es-AR"/>
-        </w:rPr>
-        <w:t xml:space="preserve">( </w:t>
-      </w:r>
-      <w:proofErr w:type="spellStart"/>
-      <w:r>
-        <w:rPr>
-          <w:rFonts w:ascii="Arial" w:eastAsia="Times New Roman" w:hAnsi="Arial" w:cs="Arial"/>
-          <w:b/>
-          <w:bCs/>
-          <w:lang w:val="es-AR"/>
-        </w:rPr>
-        <w:t>Register</w:t>
-      </w:r>
-      <w:proofErr w:type="spellEnd"/>
-      <w:proofErr w:type="gramEnd"/>
-      <w:r>
-        <w:rPr>
-          <w:rFonts w:ascii="Arial" w:eastAsia="Times New Roman" w:hAnsi="Arial" w:cs="Arial"/>
-          <w:b/>
-          <w:bCs/>
-          <w:lang w:val="es-AR"/>
-        </w:rPr>
-        <w:t xml:space="preserve">): </w:t>
+        <w:t xml:space="preserve">Direccionamiento por Registro ( Register): </w:t>
       </w:r>
       <w:r>
         <w:rPr>
@@ -13195,38 +12419,7 @@
           <w:bCs/>
           <w:lang w:val="es-AR"/>
         </w:rPr>
-        <w:t xml:space="preserve">Direccionamiento </w:t>
-      </w:r>
-      <w:proofErr w:type="gramStart"/>
-      <w:r>
-        <w:rPr>
-          <w:rFonts w:ascii="Arial" w:eastAsia="Times New Roman" w:hAnsi="Arial" w:cs="Arial"/>
-          <w:b/>
-          <w:bCs/>
-          <w:lang w:val="es-AR"/>
-        </w:rPr>
-        <w:t xml:space="preserve">Inmediato( </w:t>
-      </w:r>
-      <w:proofErr w:type="spellStart"/>
-      <w:r>
-        <w:rPr>
-          <w:rFonts w:ascii="Arial" w:eastAsia="Times New Roman" w:hAnsi="Arial" w:cs="Arial"/>
-          <w:b/>
-          <w:bCs/>
-          <w:lang w:val="es-AR"/>
-        </w:rPr>
-        <w:t>Immediate</w:t>
-      </w:r>
-      <w:proofErr w:type="spellEnd"/>
-      <w:proofErr w:type="gramEnd"/>
-      <w:r>
-        <w:rPr>
-          <w:rFonts w:ascii="Arial" w:eastAsia="Times New Roman" w:hAnsi="Arial" w:cs="Arial"/>
-          <w:b/>
-          <w:bCs/>
-          <w:lang w:val="es-AR"/>
-        </w:rPr>
-        <w:t xml:space="preserve">): </w:t>
+        <w:t xml:space="preserve">Direccionamiento Inmediato( Immediate): </w:t>
       </w:r>
       <w:r>
         <w:rPr>
@@ -13299,98 +12492,14 @@
           <w:bCs/>
           <w:lang w:val="es-AR"/>
         </w:rPr>
-        <w:t xml:space="preserve">Direccionamiento Relativo al PC </w:t>
-      </w:r>
-      <w:proofErr w:type="gramStart"/>
-      <w:r>
-        <w:rPr>
-          <w:rFonts w:ascii="Arial" w:eastAsia="Times New Roman" w:hAnsi="Arial" w:cs="Arial"/>
-          <w:b/>
-          <w:bCs/>
-          <w:lang w:val="es-AR"/>
-        </w:rPr>
-        <w:t>( PC</w:t>
-      </w:r>
-      <w:proofErr w:type="gramEnd"/>
-      <w:r>
-        <w:rPr>
-          <w:rFonts w:ascii="Arial" w:eastAsia="Times New Roman" w:hAnsi="Arial" w:cs="Arial"/>
-          <w:b/>
-          <w:bCs/>
-          <w:lang w:val="es-AR"/>
-        </w:rPr>
-        <w:t>-Relative):</w:t>
+        <w:t>Direccionamiento Relativo al PC ( PC-Relative):</w:t>
       </w:r>
       <w:r>
         <w:rPr>
           <w:rFonts w:ascii="Arial" w:eastAsia="Times New Roman" w:hAnsi="Arial" w:cs="Arial"/>
           <w:lang w:val="es-AR"/>
         </w:rPr>
-        <w:t xml:space="preserve"> Utilizado para instrucciones de bifurcación condicional ( </w:t>
-      </w:r>
-      <w:proofErr w:type="spellStart"/>
-      <w:r>
-        <w:rPr>
-          <w:rFonts w:ascii="Arial" w:eastAsia="Times New Roman" w:hAnsi="Arial" w:cs="Arial"/>
-          <w:lang w:val="es-AR"/>
-        </w:rPr>
-        <w:t>beq</w:t>
-      </w:r>
-      <w:proofErr w:type="spellEnd"/>
-      <w:r>
-        <w:rPr>
-          <w:rFonts w:ascii="Arial" w:eastAsia="Times New Roman" w:hAnsi="Arial" w:cs="Arial"/>
-          <w:lang w:val="es-AR"/>
-        </w:rPr>
-        <w:t xml:space="preserve">, </w:t>
-      </w:r>
-      <w:proofErr w:type="spellStart"/>
-      <w:r>
-        <w:rPr>
-          <w:rFonts w:ascii="Arial" w:eastAsia="Times New Roman" w:hAnsi="Arial" w:cs="Arial"/>
-          <w:lang w:val="es-AR"/>
-        </w:rPr>
-        <w:t>bne</w:t>
-      </w:r>
-      <w:proofErr w:type="spellEnd"/>
-      <w:r>
-        <w:rPr>
-          <w:rFonts w:ascii="Arial" w:eastAsia="Times New Roman" w:hAnsi="Arial" w:cs="Arial"/>
-          <w:lang w:val="es-AR"/>
-        </w:rPr>
-        <w:t xml:space="preserve">). La dirección de destino del salto se calcula a partir del valor del </w:t>
-      </w:r>
-      <w:proofErr w:type="spellStart"/>
-      <w:r>
-        <w:rPr>
-          <w:rFonts w:ascii="Arial" w:eastAsia="Times New Roman" w:hAnsi="Arial" w:cs="Arial"/>
-          <w:lang w:val="es-AR"/>
-        </w:rPr>
-        <w:t>Program</w:t>
-      </w:r>
-      <w:proofErr w:type="spellEnd"/>
-      <w:r>
-        <w:rPr>
-          <w:rFonts w:ascii="Arial" w:eastAsia="Times New Roman" w:hAnsi="Arial" w:cs="Arial"/>
-          <w:lang w:val="es-AR"/>
-        </w:rPr>
-        <w:t xml:space="preserve"> </w:t>
-      </w:r>
-      <w:proofErr w:type="spellStart"/>
-      <w:r>
-        <w:rPr>
-          <w:rFonts w:ascii="Arial" w:eastAsia="Times New Roman" w:hAnsi="Arial" w:cs="Arial"/>
-          <w:lang w:val="es-AR"/>
-        </w:rPr>
-        <w:t>Counter</w:t>
-      </w:r>
-      <w:proofErr w:type="spellEnd"/>
-      <w:r>
-        <w:rPr>
-          <w:rFonts w:ascii="Arial" w:eastAsia="Times New Roman" w:hAnsi="Arial" w:cs="Arial"/>
-          <w:lang w:val="es-AR"/>
-        </w:rPr>
-        <w:t xml:space="preserve"> (PC) sumado a un desplazamiento incrustado en la instrucción (que es de 16 bits, pero se extiende para direccionar instrucciones de 32 bits).</w:t>
+        <w:t xml:space="preserve"> Utilizado para instrucciones de bifurcación condicional ( beq, bne). La dirección de destino del salto se calcula a partir del valor del Program Counter (PC) sumado a un desplazamiento incrustado en la instrucción (que es de 16 bits, pero se extiende para direccionar instrucciones de 32 bits).</w:t>
       </w:r>
     </w:p>
     <w:p>
@@ -13421,71 +12530,14 @@
           <w:bCs/>
           <w:lang w:val="es-AR"/>
         </w:rPr>
-        <w:t>Direccionamiento Pseudo-Directo</w:t>
-      </w:r>
-      <w:r>
-        <w:rPr>
-          <w:rFonts w:ascii="Arial" w:eastAsia="Times New Roman" w:hAnsi="Arial" w:cs="Arial"/>
-          <w:b/>
-          <w:bCs/>
-          <w:lang w:val="es-AR"/>
-        </w:rPr>
-        <w:t xml:space="preserve">: </w:t>
+        <w:t xml:space="preserve">Direccionamiento Pseudo-Directo: </w:t>
       </w:r>
       <w:r>
         <w:rPr>
           <w:rFonts w:ascii="Arial" w:eastAsia="Times New Roman" w:hAnsi="Arial" w:cs="Arial"/>
           <w:lang w:val="es-AR"/>
         </w:rPr>
-        <w:t xml:space="preserve">Utilizado para las instrucciones de salto incondicional </w:t>
-      </w:r>
-      <w:proofErr w:type="gramStart"/>
-      <w:r>
-        <w:rPr>
-          <w:rFonts w:ascii="Arial" w:eastAsia="Times New Roman" w:hAnsi="Arial" w:cs="Arial"/>
-          <w:lang w:val="es-AR"/>
-        </w:rPr>
-        <w:t>( j</w:t>
-      </w:r>
-      <w:proofErr w:type="gramEnd"/>
-      <w:r>
-        <w:rPr>
-          <w:rFonts w:ascii="Arial" w:eastAsia="Times New Roman" w:hAnsi="Arial" w:cs="Arial"/>
-          <w:lang w:val="es-AR"/>
-        </w:rPr>
-        <w:t xml:space="preserve">, jal). La dirección de destino se construye combinando los 26 bits del campo de dirección de la instrucción con los bits superiores del </w:t>
-      </w:r>
-      <w:proofErr w:type="spellStart"/>
-      <w:r>
-        <w:rPr>
-          <w:rFonts w:ascii="Arial" w:eastAsia="Times New Roman" w:hAnsi="Arial" w:cs="Arial"/>
-          <w:lang w:val="es-AR"/>
-        </w:rPr>
-        <w:t>Program</w:t>
-      </w:r>
-      <w:proofErr w:type="spellEnd"/>
-      <w:r>
-        <w:rPr>
-          <w:rFonts w:ascii="Arial" w:eastAsia="Times New Roman" w:hAnsi="Arial" w:cs="Arial"/>
-          <w:lang w:val="es-AR"/>
-        </w:rPr>
-        <w:t xml:space="preserve"> </w:t>
-      </w:r>
-      <w:proofErr w:type="spellStart"/>
-      <w:r>
-        <w:rPr>
-          <w:rFonts w:ascii="Arial" w:eastAsia="Times New Roman" w:hAnsi="Arial" w:cs="Arial"/>
-          <w:lang w:val="es-AR"/>
-        </w:rPr>
-        <w:t>Counter</w:t>
-      </w:r>
-      <w:proofErr w:type="spellEnd"/>
-      <w:r>
-        <w:rPr>
-          <w:rFonts w:ascii="Arial" w:eastAsia="Times New Roman" w:hAnsi="Arial" w:cs="Arial"/>
-          <w:lang w:val="es-AR"/>
-        </w:rPr>
-        <w:t xml:space="preserve"> (PC).</w:t>
+        <w:t>Utilizado para las instrucciones de salto incondicional ( j, jal). La dirección de destino se construye combinando los 26 bits del campo de dirección de la instrucción con los bits superiores del Program Counter (PC).</w:t>
       </w:r>
     </w:p>
     <w:p>
@@ -13683,7 +12735,6 @@
           <w:lang w:val="en-US"/>
         </w:rPr>
       </w:pPr>
-      <w:proofErr w:type="spellStart"/>
       <w:r>
         <w:rPr>
           <w:rFonts w:ascii="Arial" w:eastAsia="Times New Roman" w:hAnsi="Arial" w:cs="Arial"/>
@@ -13691,17 +12742,7 @@
           <w:bCs/>
           <w:lang w:val="en-US"/>
         </w:rPr>
-        <w:t>Aritméticas</w:t>
-      </w:r>
-      <w:proofErr w:type="spellEnd"/>
-      <w:r>
-        <w:rPr>
-          <w:rFonts w:ascii="Arial" w:eastAsia="Times New Roman" w:hAnsi="Arial" w:cs="Arial"/>
-          <w:b/>
-          <w:bCs/>
-          <w:lang w:val="en-US"/>
-        </w:rPr>
-        <w:t>:</w:t>
+        <w:t>Aritméticas:</w:t>
       </w:r>
     </w:p>
     <w:p>
@@ -13724,39 +12765,7 @@
           <w:rFonts w:ascii="Arial" w:eastAsia="Times New Roman" w:hAnsi="Arial" w:cs="Arial"/>
           <w:lang w:val="en-US"/>
         </w:rPr>
-        <w:t xml:space="preserve">Suma (add, </w:t>
-      </w:r>
-      <w:proofErr w:type="spellStart"/>
-      <w:r>
-        <w:rPr>
-          <w:rFonts w:ascii="Arial" w:eastAsia="Times New Roman" w:hAnsi="Arial" w:cs="Arial"/>
-          <w:lang w:val="en-US"/>
-        </w:rPr>
-        <w:t>addi</w:t>
-      </w:r>
-      <w:proofErr w:type="spellEnd"/>
-      <w:r>
-        <w:rPr>
-          <w:rFonts w:ascii="Arial" w:eastAsia="Times New Roman" w:hAnsi="Arial" w:cs="Arial"/>
-          <w:lang w:val="en-US"/>
-        </w:rPr>
-        <w:t xml:space="preserve">), </w:t>
-      </w:r>
-      <w:proofErr w:type="spellStart"/>
-      <w:r>
-        <w:rPr>
-          <w:rFonts w:ascii="Arial" w:eastAsia="Times New Roman" w:hAnsi="Arial" w:cs="Arial"/>
-          <w:lang w:val="en-US"/>
-        </w:rPr>
-        <w:t>Resta</w:t>
-      </w:r>
-      <w:proofErr w:type="spellEnd"/>
-      <w:r>
-        <w:rPr>
-          <w:rFonts w:ascii="Arial" w:eastAsia="Times New Roman" w:hAnsi="Arial" w:cs="Arial"/>
-          <w:lang w:val="en-US"/>
-        </w:rPr>
-        <w:t xml:space="preserve"> (sub).</w:t>
+        <w:t>Suma (add, addi), Resta (sub).</w:t>
       </w:r>
     </w:p>
     <w:p>
@@ -13779,64 +12788,7 @@
           <w:rFonts w:ascii="Arial" w:eastAsia="Times New Roman" w:hAnsi="Arial" w:cs="Arial"/>
           <w:lang w:val="es-AR"/>
         </w:rPr>
-        <w:t xml:space="preserve">Multiplicación </w:t>
-      </w:r>
-      <w:proofErr w:type="gramStart"/>
-      <w:r>
-        <w:rPr>
-          <w:rFonts w:ascii="Arial" w:eastAsia="Times New Roman" w:hAnsi="Arial" w:cs="Arial"/>
-          <w:lang w:val="es-AR"/>
-        </w:rPr>
-        <w:t xml:space="preserve">( </w:t>
-      </w:r>
-      <w:proofErr w:type="spellStart"/>
-      <w:r>
-        <w:rPr>
-          <w:rFonts w:ascii="Arial" w:eastAsia="Times New Roman" w:hAnsi="Arial" w:cs="Arial"/>
-          <w:lang w:val="es-AR"/>
-        </w:rPr>
-        <w:t>mult</w:t>
-      </w:r>
-      <w:proofErr w:type="spellEnd"/>
-      <w:proofErr w:type="gramEnd"/>
-      <w:r>
-        <w:rPr>
-          <w:rFonts w:ascii="Arial" w:eastAsia="Times New Roman" w:hAnsi="Arial" w:cs="Arial"/>
-          <w:lang w:val="es-AR"/>
-        </w:rPr>
-        <w:t xml:space="preserve">, </w:t>
-      </w:r>
-      <w:proofErr w:type="spellStart"/>
-      <w:r>
-        <w:rPr>
-          <w:rFonts w:ascii="Arial" w:eastAsia="Times New Roman" w:hAnsi="Arial" w:cs="Arial"/>
-          <w:lang w:val="es-AR"/>
-        </w:rPr>
-        <w:t>mul</w:t>
-      </w:r>
-      <w:proofErr w:type="spellEnd"/>
-      <w:r>
-        <w:rPr>
-          <w:rFonts w:ascii="Arial" w:eastAsia="Times New Roman" w:hAnsi="Arial" w:cs="Arial"/>
-          <w:lang w:val="es-AR"/>
-        </w:rPr>
-        <w:t xml:space="preserve">), División ( </w:t>
-      </w:r>
-      <w:proofErr w:type="spellStart"/>
-      <w:r>
-        <w:rPr>
-          <w:rFonts w:ascii="Arial" w:eastAsia="Times New Roman" w:hAnsi="Arial" w:cs="Arial"/>
-          <w:lang w:val="es-AR"/>
-        </w:rPr>
-        <w:t>div</w:t>
-      </w:r>
-      <w:proofErr w:type="spellEnd"/>
-      <w:r>
-        <w:rPr>
-          <w:rFonts w:ascii="Arial" w:eastAsia="Times New Roman" w:hAnsi="Arial" w:cs="Arial"/>
-          <w:lang w:val="es-AR"/>
-        </w:rPr>
-        <w:t>).</w:t>
+        <w:t>Multiplicación ( mult, mul), División ( div).</w:t>
       </w:r>
     </w:p>
     <w:p>
@@ -13854,7 +12806,6 @@
           <w:lang w:val="en-US"/>
         </w:rPr>
       </w:pPr>
-      <w:proofErr w:type="spellStart"/>
       <w:r>
         <w:rPr>
           <w:rFonts w:ascii="Arial" w:eastAsia="Times New Roman" w:hAnsi="Arial" w:cs="Arial"/>
@@ -13862,17 +12813,7 @@
           <w:bCs/>
           <w:lang w:val="en-US"/>
         </w:rPr>
-        <w:t>Lógicas</w:t>
-      </w:r>
-      <w:proofErr w:type="spellEnd"/>
-      <w:r>
-        <w:rPr>
-          <w:rFonts w:ascii="Arial" w:eastAsia="Times New Roman" w:hAnsi="Arial" w:cs="Arial"/>
-          <w:b/>
-          <w:bCs/>
-          <w:lang w:val="en-US"/>
-        </w:rPr>
-        <w:t>:</w:t>
+        <w:t>Lógicas:</w:t>
       </w:r>
     </w:p>
     <w:p>
@@ -13895,71 +12836,7 @@
           <w:rFonts w:ascii="Arial" w:eastAsia="Times New Roman" w:hAnsi="Arial" w:cs="Arial"/>
           <w:lang w:val="en-US"/>
         </w:rPr>
-        <w:t xml:space="preserve">Y (and, </w:t>
-      </w:r>
-      <w:proofErr w:type="spellStart"/>
-      <w:r>
-        <w:rPr>
-          <w:rFonts w:ascii="Arial" w:eastAsia="Times New Roman" w:hAnsi="Arial" w:cs="Arial"/>
-          <w:lang w:val="en-US"/>
-        </w:rPr>
-        <w:t>andi</w:t>
-      </w:r>
-      <w:proofErr w:type="spellEnd"/>
-      <w:r>
-        <w:rPr>
-          <w:rFonts w:ascii="Arial" w:eastAsia="Times New Roman" w:hAnsi="Arial" w:cs="Arial"/>
-          <w:lang w:val="en-US"/>
-        </w:rPr>
-        <w:t xml:space="preserve">), O (or, </w:t>
-      </w:r>
-      <w:proofErr w:type="spellStart"/>
-      <w:r>
-        <w:rPr>
-          <w:rFonts w:ascii="Arial" w:eastAsia="Times New Roman" w:hAnsi="Arial" w:cs="Arial"/>
-          <w:lang w:val="en-US"/>
-        </w:rPr>
-        <w:t>ori</w:t>
-      </w:r>
-      <w:proofErr w:type="spellEnd"/>
-      <w:r>
-        <w:rPr>
-          <w:rFonts w:ascii="Arial" w:eastAsia="Times New Roman" w:hAnsi="Arial" w:cs="Arial"/>
-          <w:lang w:val="en-US"/>
-        </w:rPr>
-        <w:t>), XOR (</w:t>
-      </w:r>
-      <w:proofErr w:type="spellStart"/>
-      <w:r>
-        <w:rPr>
-          <w:rFonts w:ascii="Arial" w:eastAsia="Times New Roman" w:hAnsi="Arial" w:cs="Arial"/>
-          <w:lang w:val="en-US"/>
-        </w:rPr>
-        <w:t>xor</w:t>
-      </w:r>
-      <w:proofErr w:type="spellEnd"/>
-      <w:r>
-        <w:rPr>
-          <w:rFonts w:ascii="Arial" w:eastAsia="Times New Roman" w:hAnsi="Arial" w:cs="Arial"/>
-          <w:lang w:val="en-US"/>
-        </w:rPr>
-        <w:t xml:space="preserve">, </w:t>
-      </w:r>
-      <w:proofErr w:type="spellStart"/>
-      <w:r>
-        <w:rPr>
-          <w:rFonts w:ascii="Arial" w:eastAsia="Times New Roman" w:hAnsi="Arial" w:cs="Arial"/>
-          <w:lang w:val="en-US"/>
-        </w:rPr>
-        <w:t>xori</w:t>
-      </w:r>
-      <w:proofErr w:type="spellEnd"/>
-      <w:r>
-        <w:rPr>
-          <w:rFonts w:ascii="Arial" w:eastAsia="Times New Roman" w:hAnsi="Arial" w:cs="Arial"/>
-          <w:lang w:val="en-US"/>
-        </w:rPr>
-        <w:t>), NOR (nor).</w:t>
+        <w:t>Y (and, andi), O (or, ori), XOR (xor, xori), NOR (nor).</w:t>
       </w:r>
     </w:p>
     <w:p>
@@ -13977,7 +12854,6 @@
           <w:lang w:val="en-US"/>
         </w:rPr>
       </w:pPr>
-      <w:proofErr w:type="spellStart"/>
       <w:r>
         <w:rPr>
           <w:rFonts w:ascii="Arial" w:eastAsia="Times New Roman" w:hAnsi="Arial" w:cs="Arial"/>
@@ -13985,37 +12861,7 @@
           <w:bCs/>
           <w:lang w:val="en-US"/>
         </w:rPr>
-        <w:t>Transferencia</w:t>
-      </w:r>
-      <w:proofErr w:type="spellEnd"/>
-      <w:r>
-        <w:rPr>
-          <w:rFonts w:ascii="Arial" w:eastAsia="Times New Roman" w:hAnsi="Arial" w:cs="Arial"/>
-          <w:b/>
-          <w:bCs/>
-          <w:lang w:val="en-US"/>
-        </w:rPr>
-        <w:t xml:space="preserve"> de </w:t>
-      </w:r>
-      <w:proofErr w:type="spellStart"/>
-      <w:r>
-        <w:rPr>
-          <w:rFonts w:ascii="Arial" w:eastAsia="Times New Roman" w:hAnsi="Arial" w:cs="Arial"/>
-          <w:b/>
-          <w:bCs/>
-          <w:lang w:val="en-US"/>
-        </w:rPr>
-        <w:t>Datos</w:t>
-      </w:r>
-      <w:proofErr w:type="spellEnd"/>
-      <w:r>
-        <w:rPr>
-          <w:rFonts w:ascii="Arial" w:eastAsia="Times New Roman" w:hAnsi="Arial" w:cs="Arial"/>
-          <w:b/>
-          <w:bCs/>
-          <w:lang w:val="en-US"/>
-        </w:rPr>
-        <w:t xml:space="preserve"> (Memoria):</w:t>
+        <w:t>Transferencia de Datos (Memoria):</w:t>
       </w:r>
     </w:p>
     <w:p>
@@ -14038,39 +12884,7 @@
           <w:rFonts w:ascii="Arial" w:eastAsia="Times New Roman" w:hAnsi="Arial" w:cs="Arial"/>
           <w:lang w:val="es-AR"/>
         </w:rPr>
-        <w:t>Cargar Palabra (</w:t>
-      </w:r>
-      <w:proofErr w:type="spellStart"/>
-      <w:r>
-        <w:rPr>
-          <w:rFonts w:ascii="Arial" w:eastAsia="Times New Roman" w:hAnsi="Arial" w:cs="Arial"/>
-          <w:lang w:val="es-AR"/>
-        </w:rPr>
-        <w:t>lw</w:t>
-      </w:r>
-      <w:proofErr w:type="spellEnd"/>
-      <w:r>
-        <w:rPr>
-          <w:rFonts w:ascii="Arial" w:eastAsia="Times New Roman" w:hAnsi="Arial" w:cs="Arial"/>
-          <w:lang w:val="es-AR"/>
-        </w:rPr>
-        <w:t>), Media Palabra (</w:t>
-      </w:r>
-      <w:proofErr w:type="spellStart"/>
-      <w:r>
-        <w:rPr>
-          <w:rFonts w:ascii="Arial" w:eastAsia="Times New Roman" w:hAnsi="Arial" w:cs="Arial"/>
-          <w:lang w:val="es-AR"/>
-        </w:rPr>
-        <w:t>lh</w:t>
-      </w:r>
-      <w:proofErr w:type="spellEnd"/>
-      <w:r>
-        <w:rPr>
-          <w:rFonts w:ascii="Arial" w:eastAsia="Times New Roman" w:hAnsi="Arial" w:cs="Arial"/>
-          <w:lang w:val="es-AR"/>
-        </w:rPr>
-        <w:t>), Byte (lb).</w:t>
+        <w:t>Cargar Palabra (lw), Media Palabra (lh), Byte (lb).</w:t>
       </w:r>
     </w:p>
     <w:p>
@@ -14093,55 +12907,7 @@
           <w:rFonts w:ascii="Arial" w:eastAsia="Times New Roman" w:hAnsi="Arial" w:cs="Arial"/>
           <w:lang w:val="es-AR"/>
         </w:rPr>
-        <w:t>Almacenar Palabra (</w:t>
-      </w:r>
-      <w:proofErr w:type="spellStart"/>
-      <w:r>
-        <w:rPr>
-          <w:rFonts w:ascii="Arial" w:eastAsia="Times New Roman" w:hAnsi="Arial" w:cs="Arial"/>
-          <w:lang w:val="es-AR"/>
-        </w:rPr>
-        <w:t>sw</w:t>
-      </w:r>
-      <w:proofErr w:type="spellEnd"/>
-      <w:r>
-        <w:rPr>
-          <w:rFonts w:ascii="Arial" w:eastAsia="Times New Roman" w:hAnsi="Arial" w:cs="Arial"/>
-          <w:lang w:val="es-AR"/>
-        </w:rPr>
-        <w:t>), Media Palabra (</w:t>
-      </w:r>
-      <w:proofErr w:type="spellStart"/>
-      <w:r>
-        <w:rPr>
-          <w:rFonts w:ascii="Arial" w:eastAsia="Times New Roman" w:hAnsi="Arial" w:cs="Arial"/>
-          <w:lang w:val="es-AR"/>
-        </w:rPr>
-        <w:t>sh</w:t>
-      </w:r>
-      <w:proofErr w:type="spellEnd"/>
-      <w:r>
-        <w:rPr>
-          <w:rFonts w:ascii="Arial" w:eastAsia="Times New Roman" w:hAnsi="Arial" w:cs="Arial"/>
-          <w:lang w:val="es-AR"/>
-        </w:rPr>
-        <w:t>), Byte (</w:t>
-      </w:r>
-      <w:proofErr w:type="spellStart"/>
-      <w:r>
-        <w:rPr>
-          <w:rFonts w:ascii="Arial" w:eastAsia="Times New Roman" w:hAnsi="Arial" w:cs="Arial"/>
-          <w:lang w:val="es-AR"/>
-        </w:rPr>
-        <w:t>sb</w:t>
-      </w:r>
-      <w:proofErr w:type="spellEnd"/>
-      <w:r>
-        <w:rPr>
-          <w:rFonts w:ascii="Arial" w:eastAsia="Times New Roman" w:hAnsi="Arial" w:cs="Arial"/>
-          <w:lang w:val="es-AR"/>
-        </w:rPr>
-        <w:t>).</w:t>
+        <w:t>Almacenar Palabra (sw), Media Palabra (sh), Byte (sb).</w:t>
       </w:r>
     </w:p>
     <w:p>
@@ -14164,39 +12930,7 @@
           <w:rFonts w:ascii="Arial" w:eastAsia="Times New Roman" w:hAnsi="Arial" w:cs="Arial"/>
           <w:lang w:val="es-AR"/>
         </w:rPr>
-        <w:t xml:space="preserve">Carga Inmediato Superior (lui- Load </w:t>
-      </w:r>
-      <w:proofErr w:type="spellStart"/>
-      <w:r>
-        <w:rPr>
-          <w:rFonts w:ascii="Arial" w:eastAsia="Times New Roman" w:hAnsi="Arial" w:cs="Arial"/>
-          <w:lang w:val="es-AR"/>
-        </w:rPr>
-        <w:t>Upper</w:t>
-      </w:r>
-      <w:proofErr w:type="spellEnd"/>
-      <w:r>
-        <w:rPr>
-          <w:rFonts w:ascii="Arial" w:eastAsia="Times New Roman" w:hAnsi="Arial" w:cs="Arial"/>
-          <w:lang w:val="es-AR"/>
-        </w:rPr>
-        <w:t xml:space="preserve"> </w:t>
-      </w:r>
-      <w:proofErr w:type="spellStart"/>
-      <w:r>
-        <w:rPr>
-          <w:rFonts w:ascii="Arial" w:eastAsia="Times New Roman" w:hAnsi="Arial" w:cs="Arial"/>
-          <w:lang w:val="es-AR"/>
-        </w:rPr>
-        <w:t>Immediate</w:t>
-      </w:r>
-      <w:proofErr w:type="spellEnd"/>
-      <w:r>
-        <w:rPr>
-          <w:rFonts w:ascii="Arial" w:eastAsia="Times New Roman" w:hAnsi="Arial" w:cs="Arial"/>
-          <w:lang w:val="es-AR"/>
-        </w:rPr>
-        <w:t>) para construir constantes de 32 bits.</w:t>
+        <w:t>Carga Inmediato Superior (lui- Load Upper Immediate) para construir constantes de 32 bits.</w:t>
       </w:r>
     </w:p>
     <w:p>
@@ -14214,7 +12948,6 @@
           <w:lang w:val="en-US"/>
         </w:rPr>
       </w:pPr>
-      <w:proofErr w:type="spellStart"/>
       <w:r>
         <w:rPr>
           <w:rFonts w:ascii="Arial" w:eastAsia="Times New Roman" w:hAnsi="Arial" w:cs="Arial"/>
@@ -14222,17 +12955,7 @@
           <w:bCs/>
           <w:lang w:val="en-US"/>
         </w:rPr>
-        <w:t>Desplazamiento</w:t>
-      </w:r>
-      <w:proofErr w:type="spellEnd"/>
-      <w:r>
-        <w:rPr>
-          <w:rFonts w:ascii="Arial" w:eastAsia="Times New Roman" w:hAnsi="Arial" w:cs="Arial"/>
-          <w:b/>
-          <w:bCs/>
-          <w:lang w:val="en-US"/>
-        </w:rPr>
-        <w:t xml:space="preserve"> (Shift):</w:t>
+        <w:t>Desplazamiento (Shift):</w:t>
       </w:r>
     </w:p>
     <w:p>
@@ -14255,39 +12978,7 @@
           <w:rFonts w:ascii="Arial" w:eastAsia="Times New Roman" w:hAnsi="Arial" w:cs="Arial"/>
           <w:lang w:val="es-AR"/>
         </w:rPr>
-        <w:t>Desplazamiento Lógico Izquierda (</w:t>
-      </w:r>
-      <w:proofErr w:type="spellStart"/>
-      <w:r>
-        <w:rPr>
-          <w:rFonts w:ascii="Arial" w:eastAsia="Times New Roman" w:hAnsi="Arial" w:cs="Arial"/>
-          <w:lang w:val="es-AR"/>
-        </w:rPr>
-        <w:t>sll</w:t>
-      </w:r>
-      <w:proofErr w:type="spellEnd"/>
-      <w:r>
-        <w:rPr>
-          <w:rFonts w:ascii="Arial" w:eastAsia="Times New Roman" w:hAnsi="Arial" w:cs="Arial"/>
-          <w:lang w:val="es-AR"/>
-        </w:rPr>
-        <w:t>), Desplazamiento Lógico Derecha (</w:t>
-      </w:r>
-      <w:proofErr w:type="spellStart"/>
-      <w:r>
-        <w:rPr>
-          <w:rFonts w:ascii="Arial" w:eastAsia="Times New Roman" w:hAnsi="Arial" w:cs="Arial"/>
-          <w:lang w:val="es-AR"/>
-        </w:rPr>
-        <w:t>srl</w:t>
-      </w:r>
-      <w:proofErr w:type="spellEnd"/>
-      <w:r>
-        <w:rPr>
-          <w:rFonts w:ascii="Arial" w:eastAsia="Times New Roman" w:hAnsi="Arial" w:cs="Arial"/>
-          <w:lang w:val="es-AR"/>
-        </w:rPr>
-        <w:t>).</w:t>
+        <w:t>Desplazamiento Lógico Izquierda (sll), Desplazamiento Lógico Derecha (srl).</w:t>
       </w:r>
     </w:p>
     <w:p>
@@ -14305,69 +12996,12 @@
           <w:lang w:val="en-US"/>
         </w:rPr>
       </w:pPr>
-      <w:proofErr w:type="spellStart"/>
       <w:r>
         <w:rPr>
           <w:rFonts w:ascii="Arial" w:eastAsia="Times New Roman" w:hAnsi="Arial" w:cs="Arial"/>
           <w:lang w:val="en-US"/>
         </w:rPr>
-        <w:t>Desplazamiento</w:t>
-      </w:r>
-      <w:proofErr w:type="spellEnd"/>
-      <w:r>
-        <w:rPr>
-          <w:rFonts w:ascii="Arial" w:eastAsia="Times New Roman" w:hAnsi="Arial" w:cs="Arial"/>
-          <w:lang w:val="en-US"/>
-        </w:rPr>
-        <w:t xml:space="preserve"> </w:t>
-      </w:r>
-      <w:proofErr w:type="spellStart"/>
-      <w:r>
-        <w:rPr>
-          <w:rFonts w:ascii="Arial" w:eastAsia="Times New Roman" w:hAnsi="Arial" w:cs="Arial"/>
-          <w:lang w:val="en-US"/>
-        </w:rPr>
-        <w:t>Aritmético</w:t>
-      </w:r>
-      <w:proofErr w:type="spellEnd"/>
-      <w:r>
-        <w:rPr>
-          <w:rFonts w:ascii="Arial" w:eastAsia="Times New Roman" w:hAnsi="Arial" w:cs="Arial"/>
-          <w:lang w:val="en-US"/>
-        </w:rPr>
-        <w:t xml:space="preserve"> </w:t>
-      </w:r>
-      <w:proofErr w:type="spellStart"/>
-      <w:r>
-        <w:rPr>
-          <w:rFonts w:ascii="Arial" w:eastAsia="Times New Roman" w:hAnsi="Arial" w:cs="Arial"/>
-          <w:lang w:val="en-US"/>
-        </w:rPr>
-        <w:t>Derecha</w:t>
-      </w:r>
-      <w:proofErr w:type="spellEnd"/>
-      <w:r>
-        <w:rPr>
-          <w:rFonts w:ascii="Arial" w:eastAsia="Times New Roman" w:hAnsi="Arial" w:cs="Arial"/>
-          <w:lang w:val="en-US"/>
-        </w:rPr>
-        <w:t xml:space="preserve"> (</w:t>
-      </w:r>
-      <w:proofErr w:type="spellStart"/>
-      <w:r>
-        <w:rPr>
-          <w:rFonts w:ascii="Arial" w:eastAsia="Times New Roman" w:hAnsi="Arial" w:cs="Arial"/>
-          <w:lang w:val="en-US"/>
-        </w:rPr>
-        <w:t>sra</w:t>
-      </w:r>
-      <w:proofErr w:type="spellEnd"/>
-      <w:r>
-        <w:rPr>
-          <w:rFonts w:ascii="Arial" w:eastAsia="Times New Roman" w:hAnsi="Arial" w:cs="Arial"/>
-          <w:lang w:val="en-US"/>
-        </w:rPr>
-        <w:t>).</w:t>
+        <w:t>Desplazamiento Aritmético Derecha (sra).</w:t>
       </w:r>
     </w:p>
     <w:p>
@@ -14401,8 +13035,6 @@
         </w:rPr>
         <w:t xml:space="preserve">: </w:t>
       </w:r>
-      <w:proofErr w:type="spellStart"/>
-      <w:proofErr w:type="gramStart"/>
       <w:r>
         <w:rPr>
           <w:rFonts w:ascii="Roboto Mono" w:hAnsi="Roboto Mono" w:cs="Roboto Mono"/>
@@ -14412,8 +13044,6 @@
         </w:rPr>
         <w:t>add.s</w:t>
       </w:r>
-      <w:proofErr w:type="spellEnd"/>
-      <w:proofErr w:type="gramEnd"/>
       <w:r>
         <w:rPr>
           <w:sz w:val="22"/>
@@ -14422,7 +13052,6 @@
         </w:rPr>
         <w:t xml:space="preserve">, </w:t>
       </w:r>
-      <w:proofErr w:type="spellStart"/>
       <w:r>
         <w:rPr>
           <w:rFonts w:ascii="Roboto Mono" w:hAnsi="Roboto Mono" w:cs="Roboto Mono"/>
@@ -14432,7 +13061,6 @@
         </w:rPr>
         <w:t>sub.s</w:t>
       </w:r>
-      <w:proofErr w:type="spellEnd"/>
       <w:r>
         <w:rPr>
           <w:sz w:val="22"/>
@@ -14441,7 +13069,6 @@
         </w:rPr>
         <w:t xml:space="preserve">, </w:t>
       </w:r>
-      <w:proofErr w:type="spellStart"/>
       <w:r>
         <w:rPr>
           <w:rFonts w:ascii="Roboto Mono" w:hAnsi="Roboto Mono" w:cs="Roboto Mono"/>
@@ -14451,7 +13078,6 @@
         </w:rPr>
         <w:t>mul.s</w:t>
       </w:r>
-      <w:proofErr w:type="spellEnd"/>
       <w:r>
         <w:rPr>
           <w:sz w:val="22"/>
@@ -14460,7 +13086,6 @@
         </w:rPr>
         <w:t xml:space="preserve">, </w:t>
       </w:r>
-      <w:proofErr w:type="spellStart"/>
       <w:r>
         <w:rPr>
           <w:rFonts w:ascii="Roboto Mono" w:hAnsi="Roboto Mono" w:cs="Roboto Mono"/>
@@ -14470,7 +13095,6 @@
         </w:rPr>
         <w:t>div.s</w:t>
       </w:r>
-      <w:proofErr w:type="spellEnd"/>
       <w:r>
         <w:rPr>
           <w:sz w:val="22"/>
@@ -14615,18 +13239,8 @@
           <w:szCs w:val="22"/>
           <w:lang w:val="es-AR"/>
         </w:rPr>
-        <w:t xml:space="preserve">: Realice un salto si se cumple una condición (comparando el contenido de los registros). Utiliza Dirección Relativa al </w:t>
-      </w:r>
-      <w:proofErr w:type="gramStart"/>
-      <w:r>
-        <w:rPr>
-          <w:sz w:val="22"/>
-          <w:szCs w:val="22"/>
-          <w:lang w:val="es-AR"/>
-        </w:rPr>
-        <w:t>PC .</w:t>
-      </w:r>
-      <w:proofErr w:type="gramEnd"/>
+        <w:t>: Realice un salto si se cumple una condición (comparando el contenido de los registros). Utiliza Dirección Relativa al PC .</w:t>
+      </w:r>
     </w:p>
     <w:p>
       <w:pPr>
@@ -14672,7 +13286,6 @@
           <w:lang w:val="es-AR"/>
         </w:rPr>
       </w:pPr>
-      <w:proofErr w:type="spellStart"/>
       <w:r>
         <w:rPr>
           <w:rFonts w:ascii="Roboto Mono" w:hAnsi="Roboto Mono" w:cs="Roboto Mono"/>
@@ -14680,29 +13293,8 @@
           <w:szCs w:val="22"/>
           <w:lang w:val="es-AR"/>
         </w:rPr>
-        <w:t>jr</w:t>
-      </w:r>
-      <w:proofErr w:type="spellEnd"/>
-      <w:r>
-        <w:rPr>
-          <w:rFonts w:ascii="Roboto Mono" w:hAnsi="Roboto Mono" w:cs="Roboto Mono"/>
-          <w:sz w:val="22"/>
-          <w:szCs w:val="22"/>
-          <w:lang w:val="es-AR"/>
-        </w:rPr>
-        <w:t xml:space="preserve"> $</w:t>
-      </w:r>
-      <w:proofErr w:type="spellStart"/>
-      <w:r>
-        <w:rPr>
-          <w:rFonts w:ascii="Roboto Mono" w:hAnsi="Roboto Mono" w:cs="Roboto Mono"/>
-          <w:sz w:val="22"/>
-          <w:szCs w:val="22"/>
-          <w:lang w:val="es-AR"/>
-        </w:rPr>
-        <w:t>ra</w:t>
-      </w:r>
-      <w:proofErr w:type="spellEnd"/>
+        <w:t>jr $ra</w:t>
+      </w:r>
       <w:r>
         <w:rPr>
           <w:sz w:val="22"/>
@@ -14752,18 +13344,8 @@
           <w:szCs w:val="22"/>
           <w:lang w:val="es-AR"/>
         </w:rPr>
-        <w:t>: El salto se ejecuta siempre. Utiliza Dirección Pseudo-</w:t>
-      </w:r>
-      <w:proofErr w:type="gramStart"/>
-      <w:r>
-        <w:rPr>
-          <w:sz w:val="22"/>
-          <w:szCs w:val="22"/>
-          <w:lang w:val="es-AR"/>
-        </w:rPr>
-        <w:t>Directo .</w:t>
-      </w:r>
-      <w:proofErr w:type="gramEnd"/>
+        <w:t>: El salto se ejecuta siempre. Utiliza Dirección Pseudo-Directo .</w:t>
+      </w:r>
     </w:p>
     <w:p>
       <w:pPr>
@@ -14786,7 +13368,6 @@
         </w:rPr>
         <w:t xml:space="preserve"> </w:t>
       </w:r>
-      <w:proofErr w:type="spellStart"/>
       <w:r>
         <w:rPr>
           <w:rFonts w:ascii="Roboto Mono" w:hAnsi="Roboto Mono" w:cs="Roboto Mono"/>
@@ -14794,112 +13375,15 @@
           <w:szCs w:val="22"/>
           <w:lang w:val="es-AR"/>
         </w:rPr>
-        <w:t>beq</w:t>
-      </w:r>
-      <w:proofErr w:type="spellEnd"/>
-      <w:r>
-        <w:rPr>
-          <w:rFonts w:ascii="Roboto Mono" w:hAnsi="Roboto Mono" w:cs="Roboto Mono"/>
+        <w:t>beq $rs, $rt, label</w:t>
+      </w:r>
+      <w:r>
+        <w:rPr>
           <w:sz w:val="22"/>
           <w:szCs w:val="22"/>
           <w:lang w:val="es-AR"/>
         </w:rPr>
-        <w:t xml:space="preserve"> $</w:t>
-      </w:r>
-      <w:proofErr w:type="spellStart"/>
-      <w:r>
-        <w:rPr>
-          <w:rFonts w:ascii="Roboto Mono" w:hAnsi="Roboto Mono" w:cs="Roboto Mono"/>
-          <w:sz w:val="22"/>
-          <w:szCs w:val="22"/>
-          <w:lang w:val="es-AR"/>
-        </w:rPr>
-        <w:t>rs</w:t>
-      </w:r>
-      <w:proofErr w:type="spellEnd"/>
-      <w:r>
-        <w:rPr>
-          <w:rFonts w:ascii="Roboto Mono" w:hAnsi="Roboto Mono" w:cs="Roboto Mono"/>
-          <w:sz w:val="22"/>
-          <w:szCs w:val="22"/>
-          <w:lang w:val="es-AR"/>
-        </w:rPr>
-        <w:t>, $</w:t>
-      </w:r>
-      <w:proofErr w:type="spellStart"/>
-      <w:r>
-        <w:rPr>
-          <w:rFonts w:ascii="Roboto Mono" w:hAnsi="Roboto Mono" w:cs="Roboto Mono"/>
-          <w:sz w:val="22"/>
-          <w:szCs w:val="22"/>
-          <w:lang w:val="es-AR"/>
-        </w:rPr>
-        <w:t>rt</w:t>
-      </w:r>
-      <w:proofErr w:type="spellEnd"/>
-      <w:r>
-        <w:rPr>
-          <w:rFonts w:ascii="Roboto Mono" w:hAnsi="Roboto Mono" w:cs="Roboto Mono"/>
-          <w:sz w:val="22"/>
-          <w:szCs w:val="22"/>
-          <w:lang w:val="es-AR"/>
-        </w:rPr>
-        <w:t xml:space="preserve">, </w:t>
-      </w:r>
-      <w:proofErr w:type="spellStart"/>
-      <w:r>
-        <w:rPr>
-          <w:rFonts w:ascii="Roboto Mono" w:hAnsi="Roboto Mono" w:cs="Roboto Mono"/>
-          <w:sz w:val="22"/>
-          <w:szCs w:val="22"/>
-          <w:lang w:val="es-AR"/>
-        </w:rPr>
-        <w:t>label</w:t>
-      </w:r>
-      <w:proofErr w:type="spellEnd"/>
-      <w:r>
-        <w:rPr>
-          <w:sz w:val="22"/>
-          <w:szCs w:val="22"/>
-          <w:lang w:val="es-AR"/>
-        </w:rPr>
-        <w:t>: Si los registros $</w:t>
-      </w:r>
-      <w:proofErr w:type="spellStart"/>
-      <w:r>
-        <w:rPr>
-          <w:sz w:val="22"/>
-          <w:szCs w:val="22"/>
-          <w:lang w:val="es-AR"/>
-        </w:rPr>
-        <w:t>rs</w:t>
-      </w:r>
-      <w:proofErr w:type="spellEnd"/>
-      <w:r>
-        <w:rPr>
-          <w:sz w:val="22"/>
-          <w:szCs w:val="22"/>
-          <w:lang w:val="es-AR"/>
-        </w:rPr>
-        <w:t xml:space="preserve"> y $</w:t>
-      </w:r>
-      <w:proofErr w:type="spellStart"/>
-      <w:r>
-        <w:rPr>
-          <w:sz w:val="22"/>
-          <w:szCs w:val="22"/>
-          <w:lang w:val="es-AR"/>
-        </w:rPr>
-        <w:t>rt</w:t>
-      </w:r>
-      <w:proofErr w:type="spellEnd"/>
-      <w:r>
-        <w:rPr>
-          <w:sz w:val="22"/>
-          <w:szCs w:val="22"/>
-          <w:lang w:val="es-AR"/>
-        </w:rPr>
-        <w:t xml:space="preserve"> son iguales, salta a la etiqueta. </w:t>
+        <w:t xml:space="preserve">: Si los registros $rs y $rt son iguales, salta a la etiqueta. </w:t>
       </w:r>
     </w:p>
     <w:p>
@@ -14915,7 +13399,6 @@
           <w:lang w:val="es-AR"/>
         </w:rPr>
       </w:pPr>
-      <w:proofErr w:type="spellStart"/>
       <w:r>
         <w:rPr>
           <w:rFonts w:ascii="Roboto Mono" w:hAnsi="Roboto Mono" w:cs="Roboto Mono"/>
@@ -14923,112 +13406,15 @@
           <w:szCs w:val="22"/>
           <w:lang w:val="es-AR"/>
         </w:rPr>
-        <w:t>bne</w:t>
-      </w:r>
-      <w:proofErr w:type="spellEnd"/>
-      <w:r>
-        <w:rPr>
-          <w:rFonts w:ascii="Roboto Mono" w:hAnsi="Roboto Mono" w:cs="Roboto Mono"/>
+        <w:t>bne $rs, $rt, label</w:t>
+      </w:r>
+      <w:r>
+        <w:rPr>
           <w:sz w:val="22"/>
           <w:szCs w:val="22"/>
           <w:lang w:val="es-AR"/>
         </w:rPr>
-        <w:t xml:space="preserve"> $</w:t>
-      </w:r>
-      <w:proofErr w:type="spellStart"/>
-      <w:r>
-        <w:rPr>
-          <w:rFonts w:ascii="Roboto Mono" w:hAnsi="Roboto Mono" w:cs="Roboto Mono"/>
-          <w:sz w:val="22"/>
-          <w:szCs w:val="22"/>
-          <w:lang w:val="es-AR"/>
-        </w:rPr>
-        <w:t>rs</w:t>
-      </w:r>
-      <w:proofErr w:type="spellEnd"/>
-      <w:r>
-        <w:rPr>
-          <w:rFonts w:ascii="Roboto Mono" w:hAnsi="Roboto Mono" w:cs="Roboto Mono"/>
-          <w:sz w:val="22"/>
-          <w:szCs w:val="22"/>
-          <w:lang w:val="es-AR"/>
-        </w:rPr>
-        <w:t>, $</w:t>
-      </w:r>
-      <w:proofErr w:type="spellStart"/>
-      <w:r>
-        <w:rPr>
-          <w:rFonts w:ascii="Roboto Mono" w:hAnsi="Roboto Mono" w:cs="Roboto Mono"/>
-          <w:sz w:val="22"/>
-          <w:szCs w:val="22"/>
-          <w:lang w:val="es-AR"/>
-        </w:rPr>
-        <w:t>rt</w:t>
-      </w:r>
-      <w:proofErr w:type="spellEnd"/>
-      <w:r>
-        <w:rPr>
-          <w:rFonts w:ascii="Roboto Mono" w:hAnsi="Roboto Mono" w:cs="Roboto Mono"/>
-          <w:sz w:val="22"/>
-          <w:szCs w:val="22"/>
-          <w:lang w:val="es-AR"/>
-        </w:rPr>
-        <w:t xml:space="preserve">, </w:t>
-      </w:r>
-      <w:proofErr w:type="spellStart"/>
-      <w:r>
-        <w:rPr>
-          <w:rFonts w:ascii="Roboto Mono" w:hAnsi="Roboto Mono" w:cs="Roboto Mono"/>
-          <w:sz w:val="22"/>
-          <w:szCs w:val="22"/>
-          <w:lang w:val="es-AR"/>
-        </w:rPr>
-        <w:t>label</w:t>
-      </w:r>
-      <w:proofErr w:type="spellEnd"/>
-      <w:r>
-        <w:rPr>
-          <w:sz w:val="22"/>
-          <w:szCs w:val="22"/>
-          <w:lang w:val="es-AR"/>
-        </w:rPr>
-        <w:t>: Si los registros $</w:t>
-      </w:r>
-      <w:proofErr w:type="spellStart"/>
-      <w:r>
-        <w:rPr>
-          <w:sz w:val="22"/>
-          <w:szCs w:val="22"/>
-          <w:lang w:val="es-AR"/>
-        </w:rPr>
-        <w:t>rs</w:t>
-      </w:r>
-      <w:proofErr w:type="spellEnd"/>
-      <w:r>
-        <w:rPr>
-          <w:sz w:val="22"/>
-          <w:szCs w:val="22"/>
-          <w:lang w:val="es-AR"/>
-        </w:rPr>
-        <w:t xml:space="preserve"> y $</w:t>
-      </w:r>
-      <w:proofErr w:type="spellStart"/>
-      <w:r>
-        <w:rPr>
-          <w:sz w:val="22"/>
-          <w:szCs w:val="22"/>
-          <w:lang w:val="es-AR"/>
-        </w:rPr>
-        <w:t>rt</w:t>
-      </w:r>
-      <w:proofErr w:type="spellEnd"/>
-      <w:r>
-        <w:rPr>
-          <w:sz w:val="22"/>
-          <w:szCs w:val="22"/>
-          <w:lang w:val="es-AR"/>
-        </w:rPr>
-        <w:t xml:space="preserve"> no son iguales, salta a la etiqueta. </w:t>
+        <w:t xml:space="preserve">: Si los registros $rs y $rt no son iguales, salta a la etiqueta. </w:t>
       </w:r>
     </w:p>
     <w:p>
@@ -15094,44 +13480,15 @@
           <w:szCs w:val="22"/>
           <w:lang w:val="es-AR"/>
         </w:rPr>
-        <w:t>jal l</w:t>
-      </w:r>
-      <w:proofErr w:type="spellStart"/>
-      <w:r>
-        <w:rPr>
-          <w:rFonts w:ascii="Roboto Mono" w:hAnsi="Roboto Mono" w:cs="Roboto Mono"/>
+        <w:t>jal label</w:t>
+      </w:r>
+      <w:r>
+        <w:rPr>
           <w:sz w:val="22"/>
           <w:szCs w:val="22"/>
           <w:lang w:val="es-AR"/>
         </w:rPr>
-        <w:t>abel</w:t>
-      </w:r>
-      <w:proofErr w:type="spellEnd"/>
-      <w:r>
-        <w:rPr>
-          <w:sz w:val="22"/>
-          <w:szCs w:val="22"/>
-          <w:lang w:val="es-AR"/>
-        </w:rPr>
-        <w:t>: Llama a una subrutina y guarda la dirección de retorno en $</w:t>
-      </w:r>
-      <w:proofErr w:type="spellStart"/>
-      <w:r>
-        <w:rPr>
-          <w:sz w:val="22"/>
-          <w:szCs w:val="22"/>
-          <w:lang w:val="es-AR"/>
-        </w:rPr>
-        <w:t>ra</w:t>
-      </w:r>
-      <w:proofErr w:type="spellEnd"/>
-      <w:r>
-        <w:rPr>
-          <w:sz w:val="22"/>
-          <w:szCs w:val="22"/>
-          <w:lang w:val="es-AR"/>
-        </w:rPr>
-        <w:t xml:space="preserve">. </w:t>
+        <w:t xml:space="preserve">: Llama a una subrutina y guarda la dirección de retorno en $ra. </w:t>
       </w:r>
     </w:p>
     <w:p>
@@ -15234,7 +13591,6 @@
         </w:rPr>
         <w:t xml:space="preserve">: </w:t>
       </w:r>
-      <w:proofErr w:type="spellStart"/>
       <w:r>
         <w:rPr>
           <w:rFonts w:ascii="Roboto Mono" w:hAnsi="Roboto Mono" w:cs="Roboto Mono"/>
@@ -15244,7 +13600,6 @@
         </w:rPr>
         <w:t>add</w:t>
       </w:r>
-      <w:proofErr w:type="spellEnd"/>
       <w:r>
         <w:rPr>
           <w:sz w:val="22"/>
@@ -15270,7 +13625,6 @@
         </w:rPr>
         <w:t xml:space="preserve">, </w:t>
       </w:r>
-      <w:proofErr w:type="spellStart"/>
       <w:r>
         <w:rPr>
           <w:rFonts w:ascii="Roboto Mono" w:hAnsi="Roboto Mono" w:cs="Roboto Mono"/>
@@ -15280,7 +13634,6 @@
         </w:rPr>
         <w:t>mul</w:t>
       </w:r>
-      <w:proofErr w:type="spellEnd"/>
       <w:r>
         <w:rPr>
           <w:sz w:val="22"/>
@@ -15289,7 +13642,6 @@
         </w:rPr>
         <w:t xml:space="preserve">, </w:t>
       </w:r>
-      <w:proofErr w:type="spellStart"/>
       <w:r>
         <w:rPr>
           <w:rFonts w:ascii="Roboto Mono" w:hAnsi="Roboto Mono" w:cs="Roboto Mono"/>
@@ -15299,7 +13651,6 @@
         </w:rPr>
         <w:t>div</w:t>
       </w:r>
-      <w:proofErr w:type="spellEnd"/>
       <w:r>
         <w:rPr>
           <w:sz w:val="22"/>
@@ -15340,7 +13691,6 @@
         </w:rPr>
         <w:t xml:space="preserve">: </w:t>
       </w:r>
-      <w:proofErr w:type="spellStart"/>
       <w:r>
         <w:rPr>
           <w:rFonts w:ascii="Roboto Mono" w:hAnsi="Roboto Mono" w:cs="Roboto Mono"/>
@@ -15350,7 +13700,6 @@
         </w:rPr>
         <w:t>lw</w:t>
       </w:r>
-      <w:proofErr w:type="spellEnd"/>
       <w:r>
         <w:rPr>
           <w:sz w:val="22"/>
@@ -15359,7 +13708,6 @@
         </w:rPr>
         <w:t xml:space="preserve">, </w:t>
       </w:r>
-      <w:proofErr w:type="spellStart"/>
       <w:r>
         <w:rPr>
           <w:rFonts w:ascii="Roboto Mono" w:hAnsi="Roboto Mono" w:cs="Roboto Mono"/>
@@ -15369,7 +13717,6 @@
         </w:rPr>
         <w:t>sw</w:t>
       </w:r>
-      <w:proofErr w:type="spellEnd"/>
       <w:r>
         <w:rPr>
           <w:sz w:val="22"/>
@@ -15395,7 +13742,6 @@
         </w:rPr>
         <w:t xml:space="preserve">, </w:t>
       </w:r>
-      <w:proofErr w:type="spellStart"/>
       <w:r>
         <w:rPr>
           <w:rFonts w:ascii="Roboto Mono" w:hAnsi="Roboto Mono" w:cs="Roboto Mono"/>
@@ -15405,7 +13751,6 @@
         </w:rPr>
         <w:t>sb</w:t>
       </w:r>
-      <w:proofErr w:type="spellEnd"/>
       <w:r>
         <w:rPr>
           <w:sz w:val="22"/>
@@ -15427,7 +13772,6 @@
           <w:szCs w:val="22"/>
         </w:rPr>
       </w:pPr>
-      <w:proofErr w:type="spellStart"/>
       <w:r>
         <w:rPr>
           <w:b/>
@@ -15435,37 +13779,7 @@
           <w:sz w:val="22"/>
           <w:szCs w:val="22"/>
         </w:rPr>
-        <w:t>Operaciones</w:t>
-      </w:r>
-      <w:proofErr w:type="spellEnd"/>
-      <w:r>
-        <w:rPr>
-          <w:b/>
-          <w:bCs/>
-          <w:sz w:val="22"/>
-          <w:szCs w:val="22"/>
-        </w:rPr>
-        <w:t xml:space="preserve"> </w:t>
-      </w:r>
-      <w:proofErr w:type="spellStart"/>
-      <w:r>
-        <w:rPr>
-          <w:b/>
-          <w:bCs/>
-          <w:sz w:val="22"/>
-          <w:szCs w:val="22"/>
-        </w:rPr>
-        <w:t>lógicas</w:t>
-      </w:r>
-      <w:proofErr w:type="spellEnd"/>
-      <w:r>
-        <w:rPr>
-          <w:b/>
-          <w:bCs/>
-          <w:sz w:val="22"/>
-          <w:szCs w:val="22"/>
-        </w:rPr>
-        <w:t xml:space="preserve"> y de bits</w:t>
+        <w:t>Operaciones lógicas y de bits</w:t>
       </w:r>
       <w:r>
         <w:rPr>
@@ -15504,7 +13818,6 @@
         </w:rPr>
         <w:t xml:space="preserve">, </w:t>
       </w:r>
-      <w:proofErr w:type="spellStart"/>
       <w:r>
         <w:rPr>
           <w:rFonts w:ascii="Roboto Mono" w:hAnsi="Roboto Mono" w:cs="Roboto Mono"/>
@@ -15513,7 +13826,6 @@
         </w:rPr>
         <w:t>xor</w:t>
       </w:r>
-      <w:proofErr w:type="spellEnd"/>
       <w:r>
         <w:rPr>
           <w:sz w:val="22"/>
@@ -15536,7 +13848,6 @@
         </w:rPr>
         <w:t xml:space="preserve">, </w:t>
       </w:r>
-      <w:proofErr w:type="spellStart"/>
       <w:r>
         <w:rPr>
           <w:rFonts w:ascii="Roboto Mono" w:hAnsi="Roboto Mono" w:cs="Roboto Mono"/>
@@ -15545,7 +13856,6 @@
         </w:rPr>
         <w:t>sll</w:t>
       </w:r>
-      <w:proofErr w:type="spellEnd"/>
       <w:r>
         <w:rPr>
           <w:sz w:val="22"/>
@@ -15553,7 +13863,6 @@
         </w:rPr>
         <w:t xml:space="preserve">, </w:t>
       </w:r>
-      <w:proofErr w:type="spellStart"/>
       <w:r>
         <w:rPr>
           <w:rFonts w:ascii="Roboto Mono" w:hAnsi="Roboto Mono" w:cs="Roboto Mono"/>
@@ -15562,7 +13871,6 @@
         </w:rPr>
         <w:t>srl</w:t>
       </w:r>
-      <w:proofErr w:type="spellEnd"/>
       <w:r>
         <w:rPr>
           <w:sz w:val="22"/>
@@ -15636,7 +13944,6 @@
         </w:rPr>
         <w:t xml:space="preserve">, </w:t>
       </w:r>
-      <w:proofErr w:type="spellStart"/>
       <w:r>
         <w:rPr>
           <w:rFonts w:ascii="Roboto Mono" w:hAnsi="Roboto Mono" w:cs="Roboto Mono"/>
@@ -15646,7 +13953,6 @@
         </w:rPr>
         <w:t>beq</w:t>
       </w:r>
-      <w:proofErr w:type="spellEnd"/>
       <w:r>
         <w:rPr>
           <w:sz w:val="22"/>
@@ -15655,7 +13961,6 @@
         </w:rPr>
         <w:t xml:space="preserve">, </w:t>
       </w:r>
-      <w:proofErr w:type="spellStart"/>
       <w:r>
         <w:rPr>
           <w:rFonts w:ascii="Roboto Mono" w:hAnsi="Roboto Mono" w:cs="Roboto Mono"/>
@@ -15665,7 +13970,6 @@
         </w:rPr>
         <w:t>bne</w:t>
       </w:r>
-      <w:proofErr w:type="spellEnd"/>
       <w:r>
         <w:rPr>
           <w:sz w:val="22"/>
@@ -15723,8 +14027,6 @@
         </w:rPr>
         <w:t xml:space="preserve">: </w:t>
       </w:r>
-      <w:proofErr w:type="spellStart"/>
-      <w:proofErr w:type="gramStart"/>
       <w:r>
         <w:rPr>
           <w:rFonts w:ascii="Roboto Mono" w:hAnsi="Roboto Mono" w:cs="Roboto Mono"/>
@@ -15734,8 +14036,6 @@
         </w:rPr>
         <w:t>add.s</w:t>
       </w:r>
-      <w:proofErr w:type="spellEnd"/>
-      <w:proofErr w:type="gramEnd"/>
       <w:r>
         <w:rPr>
           <w:sz w:val="22"/>
@@ -15744,7 +14044,6 @@
         </w:rPr>
         <w:t xml:space="preserve">, </w:t>
       </w:r>
-      <w:proofErr w:type="spellStart"/>
       <w:r>
         <w:rPr>
           <w:rFonts w:ascii="Roboto Mono" w:hAnsi="Roboto Mono" w:cs="Roboto Mono"/>
@@ -15754,7 +14053,6 @@
         </w:rPr>
         <w:t>sub.s</w:t>
       </w:r>
-      <w:proofErr w:type="spellEnd"/>
       <w:r>
         <w:rPr>
           <w:sz w:val="22"/>
@@ -15763,7 +14061,6 @@
         </w:rPr>
         <w:t xml:space="preserve">, </w:t>
       </w:r>
-      <w:proofErr w:type="spellStart"/>
       <w:r>
         <w:rPr>
           <w:rFonts w:ascii="Roboto Mono" w:hAnsi="Roboto Mono" w:cs="Roboto Mono"/>
@@ -15773,7 +14070,6 @@
         </w:rPr>
         <w:t>mul.s</w:t>
       </w:r>
-      <w:proofErr w:type="spellEnd"/>
       <w:r>
         <w:rPr>
           <w:sz w:val="22"/>
@@ -15782,7 +14078,6 @@
         </w:rPr>
         <w:t xml:space="preserve">, </w:t>
       </w:r>
-      <w:proofErr w:type="spellStart"/>
       <w:r>
         <w:rPr>
           <w:rFonts w:ascii="Roboto Mono" w:hAnsi="Roboto Mono" w:cs="Roboto Mono"/>
@@ -15792,7 +14087,6 @@
         </w:rPr>
         <w:t>div.s</w:t>
       </w:r>
-      <w:proofErr w:type="spellEnd"/>
       <w:r>
         <w:rPr>
           <w:sz w:val="22"/>
@@ -15900,23 +14194,7 @@
         <w:ind w:firstLine="0"/>
       </w:pPr>
       <w:r>
-        <w:t xml:space="preserve">Todas las instrucciones MIPS32 tienen un tamaño fijo de 32 </w:t>
-      </w:r>
-      <w:proofErr w:type="gramStart"/>
-      <w:r>
-        <w:t>bits .</w:t>
-      </w:r>
-      <w:proofErr w:type="gramEnd"/>
-      <w:r>
-        <w:t xml:space="preserve"> Existen tres formatos principales, definidos por el campo de </w:t>
-      </w:r>
-      <w:proofErr w:type="spellStart"/>
-      <w:r>
-        <w:t>Opcode</w:t>
-      </w:r>
-      <w:proofErr w:type="spellEnd"/>
-      <w:r>
-        <w:t xml:space="preserve"> (bits 31-26).</w:t>
+        <w:t>Todas las instrucciones MIPS32 tienen un tamaño fijo de 32 bits . Existen tres formatos principales, definidos por el campo de Opcode (bits 31-26).</w:t>
       </w:r>
     </w:p>
     <w:p>
@@ -15931,8 +14209,14 @@
     <w:p>
       <w:pPr>
         <w:pStyle w:val="Default"/>
-      </w:pPr>
-      <w:r>
+        <w:rPr>
+          <w:lang w:val="es-AR"/>
+        </w:rPr>
+      </w:pPr>
+      <w:r>
+        <w:rPr>
+          <w:lang w:val="es-AR"/>
+        </w:rPr>
         <w:tab/>
       </w:r>
     </w:p>
@@ -15981,53 +14265,12 @@
           <w:szCs w:val="22"/>
         </w:rPr>
       </w:pPr>
-      <w:proofErr w:type="spellStart"/>
       <w:r>
         <w:rPr>
           <w:sz w:val="22"/>
           <w:szCs w:val="22"/>
         </w:rPr>
-        <w:t>Ejemplo</w:t>
-      </w:r>
-      <w:proofErr w:type="spellEnd"/>
-      <w:r>
-        <w:rPr>
-          <w:sz w:val="22"/>
-          <w:szCs w:val="22"/>
-        </w:rPr>
-        <w:t>: add $</w:t>
-      </w:r>
-      <w:proofErr w:type="spellStart"/>
-      <w:r>
-        <w:rPr>
-          <w:sz w:val="22"/>
-          <w:szCs w:val="22"/>
-        </w:rPr>
-        <w:t>rd</w:t>
-      </w:r>
-      <w:proofErr w:type="spellEnd"/>
-      <w:r>
-        <w:rPr>
-          <w:sz w:val="22"/>
-          <w:szCs w:val="22"/>
-        </w:rPr>
-        <w:t>, $</w:t>
-      </w:r>
-      <w:proofErr w:type="spellStart"/>
-      <w:r>
-        <w:rPr>
-          <w:sz w:val="22"/>
-          <w:szCs w:val="22"/>
-        </w:rPr>
-        <w:t>rs</w:t>
-      </w:r>
-      <w:proofErr w:type="spellEnd"/>
-      <w:r>
-        <w:rPr>
-          <w:sz w:val="22"/>
-          <w:szCs w:val="22"/>
-        </w:rPr>
-        <w:t xml:space="preserve">, $rt </w:t>
+        <w:t xml:space="preserve">Ejemplo: add $rd, $rs, $rt </w:t>
       </w:r>
     </w:p>
     <w:p>
@@ -16047,71 +14290,7 @@
           <w:sz w:val="22"/>
           <w:szCs w:val="22"/>
         </w:rPr>
-        <w:t xml:space="preserve">Campos: opcode (6 bits), </w:t>
-      </w:r>
-      <w:proofErr w:type="spellStart"/>
-      <w:r>
-        <w:rPr>
-          <w:sz w:val="22"/>
-          <w:szCs w:val="22"/>
-        </w:rPr>
-        <w:t>rs</w:t>
-      </w:r>
-      <w:proofErr w:type="spellEnd"/>
-      <w:r>
-        <w:rPr>
-          <w:sz w:val="22"/>
-          <w:szCs w:val="22"/>
-        </w:rPr>
-        <w:t xml:space="preserve"> (5 bits), rt (5 bits), </w:t>
-      </w:r>
-      <w:proofErr w:type="spellStart"/>
-      <w:r>
-        <w:rPr>
-          <w:sz w:val="22"/>
-          <w:szCs w:val="22"/>
-        </w:rPr>
-        <w:t>rd</w:t>
-      </w:r>
-      <w:proofErr w:type="spellEnd"/>
-      <w:r>
-        <w:rPr>
-          <w:sz w:val="22"/>
-          <w:szCs w:val="22"/>
-        </w:rPr>
-        <w:t xml:space="preserve"> (5 bits), </w:t>
-      </w:r>
-      <w:proofErr w:type="spellStart"/>
-      <w:r>
-        <w:rPr>
-          <w:sz w:val="22"/>
-          <w:szCs w:val="22"/>
-        </w:rPr>
-        <w:t>shamt</w:t>
-      </w:r>
-      <w:proofErr w:type="spellEnd"/>
-      <w:r>
-        <w:rPr>
-          <w:sz w:val="22"/>
-          <w:szCs w:val="22"/>
-        </w:rPr>
-        <w:t xml:space="preserve"> (5 bits), </w:t>
-      </w:r>
-      <w:proofErr w:type="spellStart"/>
-      <w:r>
-        <w:rPr>
-          <w:sz w:val="22"/>
-          <w:szCs w:val="22"/>
-        </w:rPr>
-        <w:t>funct</w:t>
-      </w:r>
-      <w:proofErr w:type="spellEnd"/>
-      <w:r>
-        <w:rPr>
-          <w:sz w:val="22"/>
-          <w:szCs w:val="22"/>
-        </w:rPr>
-        <w:t xml:space="preserve"> (6 bits). </w:t>
+        <w:t xml:space="preserve">Campos: opcode (6 bits), rs (5 bits), rt (5 bits), rd (5 bits), shamt (5 bits), funct (6 bits). </w:t>
       </w:r>
     </w:p>
     <w:p>
@@ -16169,53 +14348,12 @@
           <w:szCs w:val="22"/>
         </w:rPr>
       </w:pPr>
-      <w:proofErr w:type="spellStart"/>
       <w:r>
         <w:rPr>
           <w:sz w:val="22"/>
           <w:szCs w:val="22"/>
         </w:rPr>
-        <w:t>Ejemplo</w:t>
-      </w:r>
-      <w:proofErr w:type="spellEnd"/>
-      <w:r>
-        <w:rPr>
-          <w:sz w:val="22"/>
-          <w:szCs w:val="22"/>
-        </w:rPr>
-        <w:t xml:space="preserve">: </w:t>
-      </w:r>
-      <w:proofErr w:type="spellStart"/>
-      <w:r>
-        <w:rPr>
-          <w:sz w:val="22"/>
-          <w:szCs w:val="22"/>
-        </w:rPr>
-        <w:t>addi</w:t>
-      </w:r>
-      <w:proofErr w:type="spellEnd"/>
-      <w:r>
-        <w:rPr>
-          <w:sz w:val="22"/>
-          <w:szCs w:val="22"/>
-        </w:rPr>
-        <w:t xml:space="preserve"> $rt, $</w:t>
-      </w:r>
-      <w:proofErr w:type="spellStart"/>
-      <w:r>
-        <w:rPr>
-          <w:sz w:val="22"/>
-          <w:szCs w:val="22"/>
-        </w:rPr>
-        <w:t>rs</w:t>
-      </w:r>
-      <w:proofErr w:type="spellEnd"/>
-      <w:r>
-        <w:rPr>
-          <w:sz w:val="22"/>
-          <w:szCs w:val="22"/>
-        </w:rPr>
-        <w:t xml:space="preserve">, immediate </w:t>
+        <w:t xml:space="preserve">Ejemplo: addi $rt, $rs, immediate </w:t>
       </w:r>
     </w:p>
     <w:p>
@@ -16235,23 +14373,7 @@
           <w:sz w:val="22"/>
           <w:szCs w:val="22"/>
         </w:rPr>
-        <w:t xml:space="preserve">Campos: opcode (6 bits), </w:t>
-      </w:r>
-      <w:proofErr w:type="spellStart"/>
-      <w:r>
-        <w:rPr>
-          <w:sz w:val="22"/>
-          <w:szCs w:val="22"/>
-        </w:rPr>
-        <w:t>rs</w:t>
-      </w:r>
-      <w:proofErr w:type="spellEnd"/>
-      <w:r>
-        <w:rPr>
-          <w:sz w:val="22"/>
-          <w:szCs w:val="22"/>
-        </w:rPr>
-        <w:t xml:space="preserve"> (5 bits), rt (5 bits), immediate (16 bits). </w:t>
+        <w:t xml:space="preserve">Campos: opcode (6 bits), rs (5 bits), rt (5 bits), immediate (16 bits). </w:t>
       </w:r>
     </w:p>
     <w:p>
@@ -16275,6 +14397,7 @@
         <w:rPr>
           <w:sz w:val="22"/>
           <w:szCs w:val="22"/>
+          <w:lang w:val="es-AR"/>
         </w:rPr>
       </w:pPr>
       <w:r>
@@ -16308,22 +14431,13 @@
           <w:szCs w:val="22"/>
         </w:rPr>
       </w:pPr>
-      <w:proofErr w:type="spellStart"/>
       <w:r>
         <w:rPr>
           <w:sz w:val="22"/>
           <w:szCs w:val="22"/>
         </w:rPr>
         <w:lastRenderedPageBreak/>
-        <w:t>Ejemplo</w:t>
-      </w:r>
-      <w:proofErr w:type="spellEnd"/>
-      <w:r>
-        <w:rPr>
-          <w:sz w:val="22"/>
-          <w:szCs w:val="22"/>
-        </w:rPr>
-        <w:t xml:space="preserve">: j target </w:t>
+        <w:t xml:space="preserve">Ejemplo: j target </w:t>
       </w:r>
     </w:p>
     <w:p>
